--- a/ZIMOX RFID Tool User Manual.docx
+++ b/ZIMOX RFID Tool User Manual.docx
@@ -1,6 +1,6 @@
 
 <file path=word/document.xml><?xml version="1.0" encoding="utf-8"?>
-<w:document xmlns:wpc="http://schemas.microsoft.com/office/word/2010/wordprocessingCanvas" xmlns:cx="http://schemas.microsoft.com/office/drawing/2014/chartex" xmlns:cx1="http://schemas.microsoft.com/office/drawing/2015/9/8/chartex" xmlns:cx2="http://schemas.microsoft.com/office/drawing/2015/10/21/chartex" xmlns:cx3="http://schemas.microsoft.com/office/drawing/2016/5/9/chartex" xmlns:cx4="http://schemas.microsoft.com/office/drawing/2016/5/10/chartex" xmlns:cx5="http://schemas.microsoft.com/office/drawing/2016/5/11/chartex" xmlns:cx6="http://schemas.microsoft.com/office/drawing/2016/5/12/chartex" xmlns:cx7="http://schemas.microsoft.com/office/drawing/2016/5/13/chartex" xmlns:cx8="http://schemas.microsoft.com/office/drawing/2016/5/14/chartex" xmlns:mc="http://schemas.openxmlformats.org/markup-compatibility/2006" xmlns:aink="http://schemas.microsoft.com/office/drawing/2016/ink" xmlns:am3d="http://schemas.microsoft.com/office/drawing/2017/model3d" xmlns:o="urn:schemas-microsoft-com:office:office" xmlns:r="http://schemas.openxmlformats.org/officeDocument/2006/relationships" xmlns:m="http://schemas.openxmlformats.org/officeDocument/2006/math" xmlns:v="urn:schemas-microsoft-com:vml" xmlns:wp14="http://schemas.microsoft.com/office/word/2010/wordprocessingDrawing" xmlns:wp="http://schemas.openxmlformats.org/drawingml/2006/wordprocessingDrawing" xmlns:w10="urn:schemas-microsoft-com:office:word" xmlns:w="http://schemas.openxmlformats.org/wordprocessingml/2006/main" xmlns:w14="http://schemas.microsoft.com/office/word/2010/wordml" xmlns:w15="http://schemas.microsoft.com/office/word/2012/wordml" xmlns:w16cex="http://schemas.microsoft.com/office/word/2018/wordml/cex" xmlns:w16cid="http://schemas.microsoft.com/office/word/2016/wordml/cid" xmlns:w16="http://schemas.microsoft.com/office/word/2018/wordml" xmlns:w16sdtdh="http://schemas.microsoft.com/office/word/2020/wordml/sdtdatahash" xmlns:w16se="http://schemas.microsoft.com/office/word/2015/wordml/symex" xmlns:wpg="http://schemas.microsoft.com/office/word/2010/wordprocessingGroup" xmlns:wpi="http://schemas.microsoft.com/office/word/2010/wordprocessingInk" xmlns:wne="http://schemas.microsoft.com/office/word/2006/wordml" xmlns:wps="http://schemas.microsoft.com/office/word/2010/wordprocessingShape" mc:Ignorable="w14 w15 w16se w16cid w16 w16cex w16sdtdh wp14">
+<w:document xmlns:wpc="http://schemas.microsoft.com/office/word/2010/wordprocessingCanvas" xmlns:cx="http://schemas.microsoft.com/office/drawing/2014/chartex" xmlns:cx1="http://schemas.microsoft.com/office/drawing/2015/9/8/chartex" xmlns:cx2="http://schemas.microsoft.com/office/drawing/2015/10/21/chartex" xmlns:cx3="http://schemas.microsoft.com/office/drawing/2016/5/9/chartex" xmlns:cx4="http://schemas.microsoft.com/office/drawing/2016/5/10/chartex" xmlns:cx5="http://schemas.microsoft.com/office/drawing/2016/5/11/chartex" xmlns:cx6="http://schemas.microsoft.com/office/drawing/2016/5/12/chartex" xmlns:cx7="http://schemas.microsoft.com/office/drawing/2016/5/13/chartex" xmlns:cx8="http://schemas.microsoft.com/office/drawing/2016/5/14/chartex" xmlns:mc="http://schemas.openxmlformats.org/markup-compatibility/2006" xmlns:aink="http://schemas.microsoft.com/office/drawing/2016/ink" xmlns:am3d="http://schemas.microsoft.com/office/drawing/2017/model3d" xmlns:o="urn:schemas-microsoft-com:office:office" xmlns:oel="http://schemas.microsoft.com/office/2019/extlst" xmlns:r="http://schemas.openxmlformats.org/officeDocument/2006/relationships" xmlns:m="http://schemas.openxmlformats.org/officeDocument/2006/math" xmlns:v="urn:schemas-microsoft-com:vml" xmlns:wp14="http://schemas.microsoft.com/office/word/2010/wordprocessingDrawing" xmlns:wp="http://schemas.openxmlformats.org/drawingml/2006/wordprocessingDrawing" xmlns:w10="urn:schemas-microsoft-com:office:word" xmlns:w="http://schemas.openxmlformats.org/wordprocessingml/2006/main" xmlns:w14="http://schemas.microsoft.com/office/word/2010/wordml" xmlns:w15="http://schemas.microsoft.com/office/word/2012/wordml" xmlns:w16cex="http://schemas.microsoft.com/office/word/2018/wordml/cex" xmlns:w16cid="http://schemas.microsoft.com/office/word/2016/wordml/cid" xmlns:w16="http://schemas.microsoft.com/office/word/2018/wordml" xmlns:w16sdtdh="http://schemas.microsoft.com/office/word/2020/wordml/sdtdatahash" xmlns:w16se="http://schemas.microsoft.com/office/word/2015/wordml/symex" xmlns:wpg="http://schemas.microsoft.com/office/word/2010/wordprocessingGroup" xmlns:wpi="http://schemas.microsoft.com/office/word/2010/wordprocessingInk" xmlns:wne="http://schemas.microsoft.com/office/word/2006/wordml" xmlns:wps="http://schemas.microsoft.com/office/word/2010/wordprocessingShape" mc:Ignorable="w14 w15 w16se w16cid w16 w16cex w16sdtdh wp14">
   <w:body>
     <w:p>
       <w:pPr>
@@ -104,13 +104,30 @@
           <w:rFonts w:ascii="Arial" w:eastAsia="等线" w:hAnsi="Arial" w:cs="Arial"/>
           <w:sz w:val="22"/>
         </w:rPr>
-        <w:t>3.0.2.0</w:t>
-      </w:r>
-    </w:p>
-    <w:p>
-      <w:pPr>
-        <w:spacing w:before="120" w:after="120" w:line="288" w:lineRule="auto"/>
-        <w:jc w:val="left"/>
+        <w:t>3.0.</w:t>
+      </w:r>
+      <w:r>
+        <w:rPr>
+          <w:rFonts w:ascii="Arial" w:eastAsia="等线" w:hAnsi="Arial" w:cs="Arial" w:hint="eastAsia"/>
+          <w:sz w:val="22"/>
+        </w:rPr>
+        <w:t>5</w:t>
+      </w:r>
+      <w:r>
+        <w:rPr>
+          <w:rFonts w:ascii="Arial" w:eastAsia="等线" w:hAnsi="Arial" w:cs="Arial"/>
+          <w:sz w:val="22"/>
+        </w:rPr>
+        <w:t>.0</w:t>
+      </w:r>
+    </w:p>
+    <w:p>
+      <w:pPr>
+        <w:spacing w:before="120" w:after="120" w:line="288" w:lineRule="auto"/>
+        <w:jc w:val="left"/>
+        <w:rPr>
+          <w:rFonts w:hint="eastAsia"/>
+        </w:rPr>
       </w:pPr>
       <w:r>
         <w:rPr>
@@ -146,7 +163,14 @@
           <w:rFonts w:ascii="Arial" w:eastAsia="等线" w:hAnsi="Arial" w:cs="Arial"/>
           <w:sz w:val="22"/>
         </w:rPr>
-        <w:t>06</w:t>
+        <w:t>0</w:t>
+      </w:r>
+      <w:r>
+        <w:rPr>
+          <w:rFonts w:ascii="Arial" w:eastAsia="等线" w:hAnsi="Arial" w:cs="Arial" w:hint="eastAsia"/>
+          <w:sz w:val="22"/>
+        </w:rPr>
+        <w:t>9</w:t>
       </w:r>
       <w:r>
         <w:rPr>
@@ -157,10 +181,10 @@
       </w:r>
       <w:r>
         <w:rPr>
-          <w:rFonts w:ascii="Arial" w:eastAsia="等线" w:hAnsi="Arial" w:cs="Arial"/>
-          <w:sz w:val="22"/>
-        </w:rPr>
-        <w:t>30</w:t>
+          <w:rFonts w:ascii="Arial" w:eastAsia="等线" w:hAnsi="Arial" w:cs="Arial" w:hint="eastAsia"/>
+          <w:sz w:val="22"/>
+        </w:rPr>
+        <w:t>02</w:t>
       </w:r>
     </w:p>
     <w:p>
@@ -246,7 +270,7 @@
         </w:rPr>
         <w:t xml:space="preserve">: </w:t>
       </w:r>
-      <w:hyperlink r:id="rId5" w:history="1">
+      <w:hyperlink r:id="rId7" w:history="1">
         <w:r>
           <w:rPr>
             <w:rStyle w:val="a4"/>
@@ -296,178 +320,10 @@
           <w:noProof/>
         </w:rPr>
         <w:drawing>
-          <wp:inline distT="0" distB="0" distL="0" distR="0" wp14:anchorId="2DCC28B4" wp14:editId="5058204F">
-            <wp:extent cx="5015176" cy="2515437"/>
+          <wp:inline distT="0" distB="0" distL="0" distR="0" wp14:anchorId="2DCC28B4" wp14:editId="3131F855">
+            <wp:extent cx="4704494" cy="2359610"/>
             <wp:effectExtent l="0" t="0" r="0" b="0"/>
             <wp:docPr id="1" name="图片 1"/>
-            <wp:cNvGraphicFramePr>
-              <a:graphicFrameLocks xmlns:a="http://schemas.openxmlformats.org/drawingml/2006/main" noChangeAspect="1"/>
-            </wp:cNvGraphicFramePr>
-            <a:graphic xmlns:a="http://schemas.openxmlformats.org/drawingml/2006/main">
-              <a:graphicData uri="http://schemas.openxmlformats.org/drawingml/2006/picture">
-                <pic:pic xmlns:pic="http://schemas.openxmlformats.org/drawingml/2006/picture">
-                  <pic:nvPicPr>
-                    <pic:cNvPr id="1" name=""/>
-                    <pic:cNvPicPr/>
-                  </pic:nvPicPr>
-                  <pic:blipFill>
-                    <a:blip r:embed="rId6"/>
-                    <a:stretch>
-                      <a:fillRect/>
-                    </a:stretch>
-                  </pic:blipFill>
-                  <pic:spPr>
-                    <a:xfrm>
-                      <a:off x="0" y="0"/>
-                      <a:ext cx="5023653" cy="2519689"/>
-                    </a:xfrm>
-                    <a:prstGeom prst="rect">
-                      <a:avLst/>
-                    </a:prstGeom>
-                  </pic:spPr>
-                </pic:pic>
-              </a:graphicData>
-            </a:graphic>
-          </wp:inline>
-        </w:drawing>
-      </w:r>
-    </w:p>
-    <w:p>
-      <w:pPr>
-        <w:spacing w:before="320" w:after="120" w:line="288" w:lineRule="auto"/>
-        <w:jc w:val="left"/>
-        <w:outlineLvl w:val="1"/>
-        <w:rPr>
-          <w:noProof/>
-        </w:rPr>
-      </w:pPr>
-      <w:bookmarkStart w:id="2" w:name="heading_3"/>
-      <w:r>
-        <w:rPr>
-          <w:noProof/>
-        </w:rPr>
-        <w:t>step2:Unzip the file RFIDToolsForThailand-main.zip to the folder RFIDToolsForThailand-main</w:t>
-      </w:r>
-    </w:p>
-    <w:p>
-      <w:pPr>
-        <w:spacing w:before="120" w:after="120" w:line="288" w:lineRule="auto"/>
-        <w:jc w:val="left"/>
-        <w:rPr>
-          <w:noProof/>
-        </w:rPr>
-      </w:pPr>
-      <w:r>
-        <w:rPr>
-          <w:noProof/>
-        </w:rPr>
-        <w:drawing>
-          <wp:inline distT="0" distB="0" distL="0" distR="0" wp14:anchorId="411AA421" wp14:editId="4334425A">
-            <wp:extent cx="5274310" cy="1245235"/>
-            <wp:effectExtent l="0" t="0" r="0" b="0"/>
-            <wp:docPr id="3" name="图片 3"/>
-            <wp:cNvGraphicFramePr>
-              <a:graphicFrameLocks xmlns:a="http://schemas.openxmlformats.org/drawingml/2006/main" noChangeAspect="1"/>
-            </wp:cNvGraphicFramePr>
-            <a:graphic xmlns:a="http://schemas.openxmlformats.org/drawingml/2006/main">
-              <a:graphicData uri="http://schemas.openxmlformats.org/drawingml/2006/picture">
-                <pic:pic xmlns:pic="http://schemas.openxmlformats.org/drawingml/2006/picture">
-                  <pic:nvPicPr>
-                    <pic:cNvPr id="1" name=""/>
-                    <pic:cNvPicPr/>
-                  </pic:nvPicPr>
-                  <pic:blipFill>
-                    <a:blip r:embed="rId7"/>
-                    <a:stretch>
-                      <a:fillRect/>
-                    </a:stretch>
-                  </pic:blipFill>
-                  <pic:spPr>
-                    <a:xfrm>
-                      <a:off x="0" y="0"/>
-                      <a:ext cx="5274310" cy="1245235"/>
-                    </a:xfrm>
-                    <a:prstGeom prst="rect">
-                      <a:avLst/>
-                    </a:prstGeom>
-                  </pic:spPr>
-                </pic:pic>
-              </a:graphicData>
-            </a:graphic>
-          </wp:inline>
-        </w:drawing>
-      </w:r>
-    </w:p>
-    <w:p>
-      <w:pPr>
-        <w:spacing w:before="320" w:after="120" w:line="288" w:lineRule="auto"/>
-        <w:jc w:val="left"/>
-        <w:outlineLvl w:val="1"/>
-        <w:rPr>
-          <w:noProof/>
-        </w:rPr>
-      </w:pPr>
-      <w:r>
-        <w:rPr>
-          <w:noProof/>
-        </w:rPr>
-        <w:lastRenderedPageBreak/>
-        <w:t>Step</w:t>
-      </w:r>
-      <w:r>
-        <w:rPr>
-          <w:noProof/>
-        </w:rPr>
-        <w:t>3</w:t>
-      </w:r>
-      <w:r>
-        <w:rPr>
-          <w:noProof/>
-        </w:rPr>
-        <w:t xml:space="preserve">:Unzip the file </w:t>
-      </w:r>
-      <w:r>
-        <w:rPr>
-          <w:noProof/>
-        </w:rPr>
-        <w:t>ZIMOX_RFID_Tool_1_0_0_14.zip</w:t>
-      </w:r>
-      <w:r>
-        <w:rPr>
-          <w:noProof/>
-        </w:rPr>
-        <w:t xml:space="preserve"> to the folder </w:t>
-      </w:r>
-      <w:r>
-        <w:rPr>
-          <w:noProof/>
-        </w:rPr>
-        <w:t>Z</w:t>
-      </w:r>
-      <w:r>
-        <w:rPr>
-          <w:noProof/>
-        </w:rPr>
-        <w:t>IMOX_RFID_Tool_1_0_0_14</w:t>
-      </w:r>
-    </w:p>
-    <w:p>
-      <w:pPr>
-        <w:spacing w:before="120" w:after="120" w:line="288" w:lineRule="auto"/>
-        <w:jc w:val="left"/>
-        <w:rPr>
-          <w:noProof/>
-        </w:rPr>
-      </w:pPr>
-      <w:r>
-        <w:rPr>
-          <w:noProof/>
-        </w:rPr>
-        <w:drawing>
-          <wp:inline distT="0" distB="0" distL="0" distR="0" wp14:anchorId="076CE2FB" wp14:editId="440B2557">
-            <wp:extent cx="3691259" cy="784826"/>
-            <wp:effectExtent l="0" t="0" r="0" b="0"/>
-            <wp:docPr id="4" name="图片 4"/>
             <wp:cNvGraphicFramePr>
               <a:graphicFrameLocks xmlns:a="http://schemas.openxmlformats.org/drawingml/2006/main" noChangeAspect="1"/>
             </wp:cNvGraphicFramePr>
@@ -487,6 +343,204 @@
                   <pic:spPr>
                     <a:xfrm>
                       <a:off x="0" y="0"/>
+                      <a:ext cx="4722167" cy="2368474"/>
+                    </a:xfrm>
+                    <a:prstGeom prst="rect">
+                      <a:avLst/>
+                    </a:prstGeom>
+                  </pic:spPr>
+                </pic:pic>
+              </a:graphicData>
+            </a:graphic>
+          </wp:inline>
+        </w:drawing>
+      </w:r>
+    </w:p>
+    <w:p>
+      <w:pPr>
+        <w:spacing w:before="320" w:after="120" w:line="288" w:lineRule="auto"/>
+        <w:jc w:val="left"/>
+        <w:outlineLvl w:val="1"/>
+        <w:rPr>
+          <w:rFonts w:hint="eastAsia"/>
+          <w:noProof/>
+        </w:rPr>
+      </w:pPr>
+      <w:bookmarkStart w:id="2" w:name="heading_3"/>
+      <w:r>
+        <w:rPr>
+          <w:noProof/>
+        </w:rPr>
+        <w:t>step2:Unzip the file RFIDToolsForThailand-main.zip to the folder RFIDToolsForThailand-main</w:t>
+      </w:r>
+    </w:p>
+    <w:p>
+      <w:pPr>
+        <w:spacing w:before="120" w:after="120" w:line="288" w:lineRule="auto"/>
+        <w:jc w:val="left"/>
+        <w:rPr>
+          <w:rFonts w:hint="eastAsia"/>
+          <w:noProof/>
+        </w:rPr>
+      </w:pPr>
+      <w:r>
+        <w:rPr>
+          <w:noProof/>
+        </w:rPr>
+        <w:drawing>
+          <wp:inline distT="0" distB="0" distL="0" distR="0" wp14:anchorId="3811A8F1" wp14:editId="4FA5EE7A">
+            <wp:extent cx="3984883" cy="1797221"/>
+            <wp:effectExtent l="0" t="0" r="0" b="0"/>
+            <wp:docPr id="11" name="图片 11"/>
+            <wp:cNvGraphicFramePr>
+              <a:graphicFrameLocks xmlns:a="http://schemas.openxmlformats.org/drawingml/2006/main" noChangeAspect="1"/>
+            </wp:cNvGraphicFramePr>
+            <a:graphic xmlns:a="http://schemas.openxmlformats.org/drawingml/2006/main">
+              <a:graphicData uri="http://schemas.openxmlformats.org/drawingml/2006/picture">
+                <pic:pic xmlns:pic="http://schemas.openxmlformats.org/drawingml/2006/picture">
+                  <pic:nvPicPr>
+                    <pic:cNvPr id="1" name=""/>
+                    <pic:cNvPicPr/>
+                  </pic:nvPicPr>
+                  <pic:blipFill rotWithShape="1">
+                    <a:blip r:embed="rId9"/>
+                    <a:srcRect t="30935"/>
+                    <a:stretch/>
+                  </pic:blipFill>
+                  <pic:spPr bwMode="auto">
+                    <a:xfrm>
+                      <a:off x="0" y="0"/>
+                      <a:ext cx="3993633" cy="1801167"/>
+                    </a:xfrm>
+                    <a:prstGeom prst="rect">
+                      <a:avLst/>
+                    </a:prstGeom>
+                    <a:ln>
+                      <a:noFill/>
+                    </a:ln>
+                    <a:extLst>
+                      <a:ext uri="{53640926-AAD7-44D8-BBD7-CCE9431645EC}">
+                        <a14:shadowObscured xmlns:a14="http://schemas.microsoft.com/office/drawing/2010/main"/>
+                      </a:ext>
+                    </a:extLst>
+                  </pic:spPr>
+                </pic:pic>
+              </a:graphicData>
+            </a:graphic>
+          </wp:inline>
+        </w:drawing>
+      </w:r>
+    </w:p>
+    <w:p>
+      <w:pPr>
+        <w:spacing w:before="320" w:after="120" w:line="288" w:lineRule="auto"/>
+        <w:jc w:val="left"/>
+        <w:outlineLvl w:val="1"/>
+        <w:rPr>
+          <w:rFonts w:hint="eastAsia"/>
+          <w:noProof/>
+        </w:rPr>
+      </w:pPr>
+      <w:r>
+        <w:rPr>
+          <w:noProof/>
+        </w:rPr>
+        <w:lastRenderedPageBreak/>
+        <w:t>Step</w:t>
+      </w:r>
+      <w:r>
+        <w:rPr>
+          <w:noProof/>
+        </w:rPr>
+        <w:t>3</w:t>
+      </w:r>
+      <w:r>
+        <w:rPr>
+          <w:noProof/>
+        </w:rPr>
+        <w:t xml:space="preserve">:Unzip the file </w:t>
+      </w:r>
+      <w:r>
+        <w:rPr>
+          <w:noProof/>
+        </w:rPr>
+        <w:t>ZIMOX_RFID_Tool_1_0_0_1</w:t>
+      </w:r>
+      <w:r>
+        <w:rPr>
+          <w:rFonts w:hint="eastAsia"/>
+          <w:noProof/>
+        </w:rPr>
+        <w:t>9</w:t>
+      </w:r>
+      <w:r>
+        <w:rPr>
+          <w:noProof/>
+        </w:rPr>
+        <w:t>.zip</w:t>
+      </w:r>
+      <w:r>
+        <w:rPr>
+          <w:noProof/>
+        </w:rPr>
+        <w:t xml:space="preserve"> to the folder </w:t>
+      </w:r>
+      <w:r>
+        <w:rPr>
+          <w:noProof/>
+        </w:rPr>
+        <w:t>Z</w:t>
+      </w:r>
+      <w:r>
+        <w:rPr>
+          <w:noProof/>
+        </w:rPr>
+        <w:t>IMOX_RFID_Tool_1_0_0_1</w:t>
+      </w:r>
+      <w:r>
+        <w:rPr>
+          <w:rFonts w:hint="eastAsia"/>
+          <w:noProof/>
+        </w:rPr>
+        <w:t>9</w:t>
+      </w:r>
+    </w:p>
+    <w:p>
+      <w:pPr>
+        <w:spacing w:before="120" w:after="120" w:line="288" w:lineRule="auto"/>
+        <w:jc w:val="left"/>
+        <w:rPr>
+          <w:noProof/>
+        </w:rPr>
+      </w:pPr>
+      <w:r>
+        <w:rPr>
+          <w:noProof/>
+        </w:rPr>
+        <w:drawing>
+          <wp:inline distT="0" distB="0" distL="0" distR="0" wp14:anchorId="076CE2FB" wp14:editId="440B2557">
+            <wp:extent cx="3691259" cy="784826"/>
+            <wp:effectExtent l="0" t="0" r="0" b="0"/>
+            <wp:docPr id="4" name="图片 4"/>
+            <wp:cNvGraphicFramePr>
+              <a:graphicFrameLocks xmlns:a="http://schemas.openxmlformats.org/drawingml/2006/main" noChangeAspect="1"/>
+            </wp:cNvGraphicFramePr>
+            <a:graphic xmlns:a="http://schemas.openxmlformats.org/drawingml/2006/main">
+              <a:graphicData uri="http://schemas.openxmlformats.org/drawingml/2006/picture">
+                <pic:pic xmlns:pic="http://schemas.openxmlformats.org/drawingml/2006/picture">
+                  <pic:nvPicPr>
+                    <pic:cNvPr id="1" name=""/>
+                    <pic:cNvPicPr/>
+                  </pic:nvPicPr>
+                  <pic:blipFill>
+                    <a:blip r:embed="rId10"/>
+                    <a:stretch>
+                      <a:fillRect/>
+                    </a:stretch>
+                  </pic:blipFill>
+                  <pic:spPr>
+                    <a:xfrm>
+                      <a:off x="0" y="0"/>
                       <a:ext cx="3722122" cy="791388"/>
                     </a:xfrm>
                     <a:prstGeom prst="rect">
@@ -581,7 +635,7 @@
                     <pic:cNvPicPr/>
                   </pic:nvPicPr>
                   <pic:blipFill rotWithShape="1">
-                    <a:blip r:embed="rId9"/>
+                    <a:blip r:embed="rId11"/>
                     <a:srcRect b="53393"/>
                     <a:stretch/>
                   </pic:blipFill>
@@ -671,7 +725,7 @@
           <w:noProof/>
         </w:rPr>
         <w:drawing>
-          <wp:inline distT="0" distB="0" distL="0" distR="0" wp14:anchorId="4196BAE0" wp14:editId="401A3EFD">
+          <wp:inline distT="0" distB="0" distL="0" distR="0" wp14:anchorId="4196BAE0" wp14:editId="4BAA060A">
             <wp:extent cx="4925060" cy="1032206"/>
             <wp:effectExtent l="0" t="0" r="0" b="0"/>
             <wp:docPr id="7" name="图片 7"/>
@@ -686,7 +740,7 @@
                     <pic:cNvPicPr/>
                   </pic:nvPicPr>
                   <pic:blipFill rotWithShape="1">
-                    <a:blip r:embed="rId10" cstate="print">
+                    <a:blip r:embed="rId12" cstate="print">
                       <a:extLst>
                         <a:ext uri="{28A0092B-C50C-407E-A947-70E740481C1C}">
                           <a14:useLocalDpi xmlns:a14="http://schemas.microsoft.com/office/drawing/2010/main" val="0"/>
@@ -745,7 +799,7 @@
                     <pic:cNvPicPr/>
                   </pic:nvPicPr>
                   <pic:blipFill>
-                    <a:blip r:embed="rId11"/>
+                    <a:blip r:embed="rId13"/>
                     <a:stretch>
                       <a:fillRect/>
                     </a:stretch>
@@ -784,334 +838,6 @@
             <wp:extent cx="5274310" cy="2211070"/>
             <wp:effectExtent l="0" t="0" r="0" b="0"/>
             <wp:docPr id="10" name="图片 10"/>
-            <wp:cNvGraphicFramePr>
-              <a:graphicFrameLocks xmlns:a="http://schemas.openxmlformats.org/drawingml/2006/main" noChangeAspect="1"/>
-            </wp:cNvGraphicFramePr>
-            <a:graphic xmlns:a="http://schemas.openxmlformats.org/drawingml/2006/main">
-              <a:graphicData uri="http://schemas.openxmlformats.org/drawingml/2006/picture">
-                <pic:pic xmlns:pic="http://schemas.openxmlformats.org/drawingml/2006/picture">
-                  <pic:nvPicPr>
-                    <pic:cNvPr id="1" name=""/>
-                    <pic:cNvPicPr/>
-                  </pic:nvPicPr>
-                  <pic:blipFill>
-                    <a:blip r:embed="rId12"/>
-                    <a:stretch>
-                      <a:fillRect/>
-                    </a:stretch>
-                  </pic:blipFill>
-                  <pic:spPr>
-                    <a:xfrm>
-                      <a:off x="0" y="0"/>
-                      <a:ext cx="5274310" cy="2211070"/>
-                    </a:xfrm>
-                    <a:prstGeom prst="rect">
-                      <a:avLst/>
-                    </a:prstGeom>
-                  </pic:spPr>
-                </pic:pic>
-              </a:graphicData>
-            </a:graphic>
-          </wp:inline>
-        </w:drawing>
-      </w:r>
-    </w:p>
-    <w:p>
-      <w:pPr>
-        <w:spacing w:before="320" w:after="120" w:line="288" w:lineRule="auto"/>
-        <w:jc w:val="left"/>
-        <w:outlineLvl w:val="1"/>
-        <w:rPr>
-          <w:rFonts w:ascii="Arial" w:eastAsia="等线" w:hAnsi="Arial" w:cs="Arial"/>
-          <w:b/>
-          <w:sz w:val="32"/>
-        </w:rPr>
-      </w:pPr>
-      <w:r>
-        <w:rPr>
-          <w:rFonts w:ascii="Arial" w:eastAsia="等线" w:hAnsi="Arial" w:cs="Arial"/>
-          <w:b/>
-          <w:sz w:val="32"/>
-        </w:rPr>
-        <w:t>3</w:t>
-      </w:r>
-      <w:r>
-        <w:rPr>
-          <w:rFonts w:ascii="Arial" w:eastAsia="等线" w:hAnsi="Arial" w:cs="Arial"/>
-          <w:b/>
-          <w:sz w:val="32"/>
-        </w:rPr>
-        <w:t xml:space="preserve">. </w:t>
-      </w:r>
-      <w:bookmarkEnd w:id="2"/>
-      <w:r>
-        <w:rPr>
-          <w:rFonts w:ascii="Arial" w:eastAsia="等线" w:hAnsi="Arial" w:cs="Arial"/>
-          <w:b/>
-          <w:sz w:val="32"/>
-        </w:rPr>
-        <w:t>Make sure the desktop driver is ready</w:t>
-      </w:r>
-      <w:r>
-        <w:rPr>
-          <w:rFonts w:ascii="Arial" w:eastAsia="等线" w:hAnsi="Arial" w:cs="Arial"/>
-          <w:b/>
-          <w:sz w:val="32"/>
-        </w:rPr>
-        <w:t>, if it has ready, skip this step.</w:t>
-      </w:r>
-    </w:p>
-    <w:p>
-      <w:pPr>
-        <w:spacing w:before="120" w:after="120" w:line="288" w:lineRule="auto"/>
-        <w:jc w:val="left"/>
-        <w:rPr>
-          <w:rFonts w:ascii="Arial" w:eastAsia="等线" w:hAnsi="Arial" w:cs="Arial"/>
-          <w:sz w:val="22"/>
-        </w:rPr>
-      </w:pPr>
-      <w:r>
-        <w:rPr>
-          <w:rFonts w:ascii="Arial" w:eastAsia="等线" w:hAnsi="Arial" w:cs="Arial"/>
-          <w:sz w:val="22"/>
-        </w:rPr>
-        <w:t xml:space="preserve">1. </w:t>
-      </w:r>
-      <w:r>
-        <w:rPr>
-          <w:rFonts w:ascii="Arial" w:eastAsia="等线" w:hAnsi="Arial" w:cs="Arial"/>
-          <w:sz w:val="22"/>
-        </w:rPr>
-        <w:t>Connect desktop reader and computer via</w:t>
-      </w:r>
-      <w:r>
-        <w:rPr>
-          <w:rFonts w:ascii="Arial" w:eastAsia="等线" w:hAnsi="Arial" w:cs="Arial"/>
-          <w:sz w:val="22"/>
-        </w:rPr>
-        <w:t xml:space="preserve"> the</w:t>
-      </w:r>
-      <w:r>
-        <w:rPr>
-          <w:rFonts w:ascii="Arial" w:eastAsia="等线" w:hAnsi="Arial" w:cs="Arial"/>
-          <w:sz w:val="22"/>
-        </w:rPr>
-        <w:t xml:space="preserve"> </w:t>
-      </w:r>
-      <w:proofErr w:type="spellStart"/>
-      <w:r>
-        <w:rPr>
-          <w:rFonts w:ascii="Arial" w:eastAsia="等线" w:hAnsi="Arial" w:cs="Arial"/>
-          <w:sz w:val="22"/>
-        </w:rPr>
-        <w:t>usb</w:t>
-      </w:r>
-      <w:proofErr w:type="spellEnd"/>
-      <w:r>
-        <w:rPr>
-          <w:rFonts w:ascii="Arial" w:eastAsia="等线" w:hAnsi="Arial" w:cs="Arial"/>
-          <w:sz w:val="22"/>
-        </w:rPr>
-        <w:t xml:space="preserve"> cab</w:t>
-      </w:r>
-      <w:r>
-        <w:rPr>
-          <w:rFonts w:ascii="Arial" w:eastAsia="等线" w:hAnsi="Arial" w:cs="Arial"/>
-          <w:sz w:val="22"/>
-        </w:rPr>
-        <w:t>le</w:t>
-      </w:r>
-      <w:r>
-        <w:rPr>
-          <w:rFonts w:ascii="Arial" w:eastAsia="等线" w:hAnsi="Arial" w:cs="Arial"/>
-          <w:sz w:val="22"/>
-        </w:rPr>
-        <w:t>.</w:t>
-      </w:r>
-    </w:p>
-    <w:p>
-      <w:pPr>
-        <w:spacing w:before="120" w:after="120" w:line="288" w:lineRule="auto"/>
-        <w:jc w:val="left"/>
-        <w:rPr>
-          <w:rFonts w:ascii="Arial" w:eastAsia="等线" w:hAnsi="Arial" w:cs="Arial"/>
-          <w:sz w:val="22"/>
-        </w:rPr>
-      </w:pPr>
-      <w:r>
-        <w:rPr>
-          <w:rFonts w:ascii="Arial" w:eastAsia="等线" w:hAnsi="Arial" w:cs="Arial"/>
-          <w:sz w:val="22"/>
-        </w:rPr>
-        <w:t>2. Open computer management panel, make sure “</w:t>
-      </w:r>
-      <w:r>
-        <w:rPr>
-          <w:rFonts w:ascii="Arial" w:eastAsia="等线" w:hAnsi="Arial" w:cs="Arial"/>
-          <w:sz w:val="22"/>
-        </w:rPr>
-        <w:t>Silicon Labs CP210x USB to UART Bridge</w:t>
-      </w:r>
-      <w:r>
-        <w:rPr>
-          <w:rFonts w:ascii="Arial" w:eastAsia="等线" w:hAnsi="Arial" w:cs="Arial"/>
-          <w:sz w:val="22"/>
-        </w:rPr>
-        <w:t>” item in Ports group is normal.</w:t>
-      </w:r>
-      <w:r>
-        <w:rPr>
-          <w:rFonts w:ascii="Arial" w:eastAsia="等线" w:hAnsi="Arial" w:cs="Arial"/>
-          <w:sz w:val="22"/>
-        </w:rPr>
-        <w:t xml:space="preserve"> like this as below</w:t>
-      </w:r>
-    </w:p>
-    <w:p>
-      <w:pPr>
-        <w:spacing w:before="120" w:after="120" w:line="288" w:lineRule="auto"/>
-        <w:jc w:val="left"/>
-        <w:rPr>
-          <w:rFonts w:ascii="Arial" w:eastAsia="等线" w:hAnsi="Arial" w:cs="Arial"/>
-          <w:sz w:val="22"/>
-        </w:rPr>
-      </w:pPr>
-      <w:r>
-        <w:rPr>
-          <w:noProof/>
-        </w:rPr>
-        <w:drawing>
-          <wp:inline distT="0" distB="0" distL="0" distR="0" wp14:anchorId="09ACE164" wp14:editId="7F5719CE">
-            <wp:extent cx="5274310" cy="2603500"/>
-            <wp:effectExtent l="0" t="0" r="0" b="0"/>
-            <wp:docPr id="2" name="图片 2"/>
-            <wp:cNvGraphicFramePr>
-              <a:graphicFrameLocks xmlns:a="http://schemas.openxmlformats.org/drawingml/2006/main" noChangeAspect="1"/>
-            </wp:cNvGraphicFramePr>
-            <a:graphic xmlns:a="http://schemas.openxmlformats.org/drawingml/2006/main">
-              <a:graphicData uri="http://schemas.openxmlformats.org/drawingml/2006/picture">
-                <pic:pic xmlns:pic="http://schemas.openxmlformats.org/drawingml/2006/picture">
-                  <pic:nvPicPr>
-                    <pic:cNvPr id="1" name=""/>
-                    <pic:cNvPicPr/>
-                  </pic:nvPicPr>
-                  <pic:blipFill>
-                    <a:blip r:embed="rId13"/>
-                    <a:stretch>
-                      <a:fillRect/>
-                    </a:stretch>
-                  </pic:blipFill>
-                  <pic:spPr>
-                    <a:xfrm>
-                      <a:off x="0" y="0"/>
-                      <a:ext cx="5274310" cy="2603500"/>
-                    </a:xfrm>
-                    <a:prstGeom prst="rect">
-                      <a:avLst/>
-                    </a:prstGeom>
-                  </pic:spPr>
-                </pic:pic>
-              </a:graphicData>
-            </a:graphic>
-          </wp:inline>
-        </w:drawing>
-      </w:r>
-    </w:p>
-    <w:p>
-      <w:pPr>
-        <w:spacing w:before="120" w:after="120" w:line="288" w:lineRule="auto"/>
-        <w:jc w:val="left"/>
-        <w:rPr>
-          <w:rFonts w:ascii="Arial" w:eastAsia="等线" w:hAnsi="Arial" w:cs="Arial"/>
-          <w:sz w:val="22"/>
-        </w:rPr>
-      </w:pPr>
-      <w:r>
-        <w:rPr>
-          <w:rFonts w:ascii="Arial" w:eastAsia="等线" w:hAnsi="Arial" w:cs="Arial"/>
-          <w:sz w:val="22"/>
-        </w:rPr>
-        <w:t>3</w:t>
-      </w:r>
-      <w:r>
-        <w:rPr>
-          <w:rFonts w:ascii="Arial" w:eastAsia="等线" w:hAnsi="Arial" w:cs="Arial"/>
-          <w:sz w:val="22"/>
-        </w:rPr>
-        <w:t xml:space="preserve">. </w:t>
-      </w:r>
-      <w:r>
-        <w:rPr>
-          <w:rFonts w:ascii="Arial" w:eastAsia="等线" w:hAnsi="Arial" w:cs="Arial"/>
-          <w:sz w:val="22"/>
-        </w:rPr>
-        <w:t>If the driver is not ready, like this below picture shows, the computer need to install the driver</w:t>
-      </w:r>
-      <w:r>
-        <w:rPr>
-          <w:rFonts w:ascii="Arial" w:eastAsia="等线" w:hAnsi="Arial" w:cs="Arial"/>
-          <w:sz w:val="22"/>
-        </w:rPr>
-        <w:t xml:space="preserve">. The driver </w:t>
-      </w:r>
-      <w:r>
-        <w:rPr>
-          <w:rFonts w:ascii="Arial" w:eastAsia="等线" w:hAnsi="Arial" w:cs="Arial"/>
-          <w:sz w:val="22"/>
-        </w:rPr>
-        <w:t>has be</w:t>
-      </w:r>
-      <w:r>
-        <w:rPr>
-          <w:rFonts w:ascii="Arial" w:eastAsia="等线" w:hAnsi="Arial" w:cs="Arial"/>
-          <w:sz w:val="22"/>
-        </w:rPr>
-        <w:t xml:space="preserve"> putted in </w:t>
-      </w:r>
-      <w:r>
-        <w:rPr>
-          <w:rFonts w:ascii="Arial" w:eastAsia="等线" w:hAnsi="Arial" w:cs="Arial"/>
-          <w:sz w:val="22"/>
-        </w:rPr>
-        <w:t>“</w:t>
-      </w:r>
-      <w:r>
-        <w:rPr>
-          <w:rFonts w:ascii="Arial" w:eastAsia="等线" w:hAnsi="Arial" w:cs="Arial"/>
-          <w:sz w:val="22"/>
-        </w:rPr>
-        <w:t>driver</w:t>
-      </w:r>
-      <w:r>
-        <w:rPr>
-          <w:rFonts w:ascii="Arial" w:eastAsia="等线" w:hAnsi="Arial" w:cs="Arial"/>
-          <w:sz w:val="22"/>
-        </w:rPr>
-        <w:t>”</w:t>
-      </w:r>
-      <w:r>
-        <w:rPr>
-          <w:rFonts w:ascii="Arial" w:eastAsia="等线" w:hAnsi="Arial" w:cs="Arial"/>
-          <w:sz w:val="22"/>
-        </w:rPr>
-        <w:t xml:space="preserve"> folder</w:t>
-      </w:r>
-    </w:p>
-    <w:p>
-      <w:pPr>
-        <w:spacing w:before="120" w:after="120" w:line="288" w:lineRule="auto"/>
-        <w:jc w:val="left"/>
-      </w:pPr>
-      <w:r>
-        <w:rPr>
-          <w:noProof/>
-        </w:rPr>
-        <w:lastRenderedPageBreak/>
-        <w:drawing>
-          <wp:inline distT="0" distB="0" distL="0" distR="0" wp14:anchorId="36F2BD5D" wp14:editId="20ADF468">
-            <wp:extent cx="4738977" cy="2559481"/>
-            <wp:effectExtent l="0" t="0" r="0" b="0"/>
-            <wp:docPr id="5" name="图片 5"/>
             <wp:cNvGraphicFramePr>
               <a:graphicFrameLocks xmlns:a="http://schemas.openxmlformats.org/drawingml/2006/main" noChangeAspect="1"/>
             </wp:cNvGraphicFramePr>
@@ -1131,7 +857,7 @@
                   <pic:spPr>
                     <a:xfrm>
                       <a:off x="0" y="0"/>
-                      <a:ext cx="4742010" cy="2561119"/>
+                      <a:ext cx="5274310" cy="2211070"/>
                     </a:xfrm>
                     <a:prstGeom prst="rect">
                       <a:avLst/>
@@ -1146,18 +872,157 @@
     </w:p>
     <w:p>
       <w:pPr>
-        <w:spacing w:before="120" w:after="120" w:line="288" w:lineRule="auto"/>
-        <w:jc w:val="left"/>
+        <w:spacing w:before="320" w:after="120" w:line="288" w:lineRule="auto"/>
+        <w:jc w:val="left"/>
+        <w:outlineLvl w:val="1"/>
+        <w:rPr>
+          <w:rFonts w:ascii="Arial" w:eastAsia="等线" w:hAnsi="Arial" w:cs="Arial"/>
+          <w:b/>
+          <w:sz w:val="32"/>
+        </w:rPr>
+      </w:pPr>
+      <w:r>
+        <w:rPr>
+          <w:rFonts w:ascii="Arial" w:eastAsia="等线" w:hAnsi="Arial" w:cs="Arial"/>
+          <w:b/>
+          <w:sz w:val="32"/>
+        </w:rPr>
+        <w:t>3</w:t>
+      </w:r>
+      <w:r>
+        <w:rPr>
+          <w:rFonts w:ascii="Arial" w:eastAsia="等线" w:hAnsi="Arial" w:cs="Arial"/>
+          <w:b/>
+          <w:sz w:val="32"/>
+        </w:rPr>
+        <w:t xml:space="preserve">. </w:t>
+      </w:r>
+      <w:bookmarkEnd w:id="2"/>
+      <w:r>
+        <w:rPr>
+          <w:rFonts w:ascii="Arial" w:eastAsia="等线" w:hAnsi="Arial" w:cs="Arial"/>
+          <w:b/>
+          <w:sz w:val="32"/>
+        </w:rPr>
+        <w:t>Make sure the desktop driver is ready</w:t>
+      </w:r>
+      <w:r>
+        <w:rPr>
+          <w:rFonts w:ascii="Arial" w:eastAsia="等线" w:hAnsi="Arial" w:cs="Arial"/>
+          <w:b/>
+          <w:sz w:val="32"/>
+        </w:rPr>
+        <w:t>, if it has ready, skip this step.</w:t>
+      </w:r>
+    </w:p>
+    <w:p>
+      <w:pPr>
+        <w:spacing w:before="120" w:after="120" w:line="288" w:lineRule="auto"/>
+        <w:jc w:val="left"/>
+        <w:rPr>
+          <w:rFonts w:ascii="Arial" w:eastAsia="等线" w:hAnsi="Arial" w:cs="Arial"/>
+          <w:sz w:val="22"/>
+        </w:rPr>
+      </w:pPr>
+      <w:r>
+        <w:rPr>
+          <w:rFonts w:ascii="Arial" w:eastAsia="等线" w:hAnsi="Arial" w:cs="Arial"/>
+          <w:sz w:val="22"/>
+        </w:rPr>
+        <w:t xml:space="preserve">1. </w:t>
+      </w:r>
+      <w:r>
+        <w:rPr>
+          <w:rFonts w:ascii="Arial" w:eastAsia="等线" w:hAnsi="Arial" w:cs="Arial"/>
+          <w:sz w:val="22"/>
+        </w:rPr>
+        <w:t>Connect desktop reader and computer via</w:t>
+      </w:r>
+      <w:r>
+        <w:rPr>
+          <w:rFonts w:ascii="Arial" w:eastAsia="等线" w:hAnsi="Arial" w:cs="Arial"/>
+          <w:sz w:val="22"/>
+        </w:rPr>
+        <w:t xml:space="preserve"> the</w:t>
+      </w:r>
+      <w:r>
+        <w:rPr>
+          <w:rFonts w:ascii="Arial" w:eastAsia="等线" w:hAnsi="Arial" w:cs="Arial"/>
+          <w:sz w:val="22"/>
+        </w:rPr>
+        <w:t xml:space="preserve"> usb cab</w:t>
+      </w:r>
+      <w:r>
+        <w:rPr>
+          <w:rFonts w:ascii="Arial" w:eastAsia="等线" w:hAnsi="Arial" w:cs="Arial"/>
+          <w:sz w:val="22"/>
+        </w:rPr>
+        <w:t>le</w:t>
+      </w:r>
+      <w:r>
+        <w:rPr>
+          <w:rFonts w:ascii="Arial" w:eastAsia="等线" w:hAnsi="Arial" w:cs="Arial"/>
+          <w:sz w:val="22"/>
+        </w:rPr>
+        <w:t>.</w:t>
+      </w:r>
+    </w:p>
+    <w:p>
+      <w:pPr>
+        <w:spacing w:before="120" w:after="120" w:line="288" w:lineRule="auto"/>
+        <w:jc w:val="left"/>
+        <w:rPr>
+          <w:rFonts w:ascii="Arial" w:eastAsia="等线" w:hAnsi="Arial" w:cs="Arial"/>
+          <w:sz w:val="22"/>
+        </w:rPr>
+      </w:pPr>
+      <w:r>
+        <w:rPr>
+          <w:rFonts w:ascii="Arial" w:eastAsia="等线" w:hAnsi="Arial" w:cs="Arial"/>
+          <w:sz w:val="22"/>
+        </w:rPr>
+        <w:t>2. Open computer management panel, make sure “</w:t>
+      </w:r>
+      <w:r>
+        <w:rPr>
+          <w:rFonts w:ascii="Arial" w:eastAsia="等线" w:hAnsi="Arial" w:cs="Arial"/>
+          <w:sz w:val="22"/>
+        </w:rPr>
+        <w:t>Silicon Labs CP210x USB to UART Bridge</w:t>
+      </w:r>
+      <w:r>
+        <w:rPr>
+          <w:rFonts w:ascii="Arial" w:eastAsia="等线" w:hAnsi="Arial" w:cs="Arial"/>
+          <w:sz w:val="22"/>
+        </w:rPr>
+        <w:t>” item in Ports group is normal.</w:t>
+      </w:r>
+      <w:r>
+        <w:rPr>
+          <w:rFonts w:ascii="Arial" w:eastAsia="等线" w:hAnsi="Arial" w:cs="Arial"/>
+          <w:sz w:val="22"/>
+        </w:rPr>
+        <w:t xml:space="preserve"> like this as below</w:t>
+      </w:r>
+    </w:p>
+    <w:p>
+      <w:pPr>
+        <w:spacing w:before="120" w:after="120" w:line="288" w:lineRule="auto"/>
+        <w:jc w:val="left"/>
+        <w:rPr>
+          <w:rFonts w:ascii="Arial" w:eastAsia="等线" w:hAnsi="Arial" w:cs="Arial"/>
+          <w:sz w:val="22"/>
+        </w:rPr>
       </w:pPr>
       <w:r>
         <w:rPr>
           <w:noProof/>
         </w:rPr>
         <w:drawing>
-          <wp:inline distT="0" distB="0" distL="0" distR="0" wp14:anchorId="775FBDA2" wp14:editId="7B217A8A">
-            <wp:extent cx="4738370" cy="2326399"/>
+          <wp:inline distT="0" distB="0" distL="0" distR="0" wp14:anchorId="09ACE164" wp14:editId="7F5719CE">
+            <wp:extent cx="5274310" cy="2603500"/>
             <wp:effectExtent l="0" t="0" r="0" b="0"/>
-            <wp:docPr id="6" name="图片 6"/>
+            <wp:docPr id="2" name="图片 2"/>
             <wp:cNvGraphicFramePr>
               <a:graphicFrameLocks xmlns:a="http://schemas.openxmlformats.org/drawingml/2006/main" noChangeAspect="1"/>
             </wp:cNvGraphicFramePr>
@@ -1177,6 +1042,179 @@
                   <pic:spPr>
                     <a:xfrm>
                       <a:off x="0" y="0"/>
+                      <a:ext cx="5274310" cy="2603500"/>
+                    </a:xfrm>
+                    <a:prstGeom prst="rect">
+                      <a:avLst/>
+                    </a:prstGeom>
+                  </pic:spPr>
+                </pic:pic>
+              </a:graphicData>
+            </a:graphic>
+          </wp:inline>
+        </w:drawing>
+      </w:r>
+    </w:p>
+    <w:p>
+      <w:pPr>
+        <w:spacing w:before="120" w:after="120" w:line="288" w:lineRule="auto"/>
+        <w:jc w:val="left"/>
+        <w:rPr>
+          <w:rFonts w:ascii="Arial" w:eastAsia="等线" w:hAnsi="Arial" w:cs="Arial"/>
+          <w:sz w:val="22"/>
+        </w:rPr>
+      </w:pPr>
+      <w:r>
+        <w:rPr>
+          <w:rFonts w:ascii="Arial" w:eastAsia="等线" w:hAnsi="Arial" w:cs="Arial"/>
+          <w:sz w:val="22"/>
+        </w:rPr>
+        <w:t>3</w:t>
+      </w:r>
+      <w:r>
+        <w:rPr>
+          <w:rFonts w:ascii="Arial" w:eastAsia="等线" w:hAnsi="Arial" w:cs="Arial"/>
+          <w:sz w:val="22"/>
+        </w:rPr>
+        <w:t xml:space="preserve">. </w:t>
+      </w:r>
+      <w:r>
+        <w:rPr>
+          <w:rFonts w:ascii="Arial" w:eastAsia="等线" w:hAnsi="Arial" w:cs="Arial"/>
+          <w:sz w:val="22"/>
+        </w:rPr>
+        <w:t>If the driver is not ready, like this below picture shows, the computer need to install the driver</w:t>
+      </w:r>
+      <w:r>
+        <w:rPr>
+          <w:rFonts w:ascii="Arial" w:eastAsia="等线" w:hAnsi="Arial" w:cs="Arial"/>
+          <w:sz w:val="22"/>
+        </w:rPr>
+        <w:t xml:space="preserve">. The driver </w:t>
+      </w:r>
+      <w:r>
+        <w:rPr>
+          <w:rFonts w:ascii="Arial" w:eastAsia="等线" w:hAnsi="Arial" w:cs="Arial"/>
+          <w:sz w:val="22"/>
+        </w:rPr>
+        <w:t>has be</w:t>
+      </w:r>
+      <w:r>
+        <w:rPr>
+          <w:rFonts w:ascii="Arial" w:eastAsia="等线" w:hAnsi="Arial" w:cs="Arial"/>
+          <w:sz w:val="22"/>
+        </w:rPr>
+        <w:t xml:space="preserve"> putted in </w:t>
+      </w:r>
+      <w:r>
+        <w:rPr>
+          <w:rFonts w:ascii="Arial" w:eastAsia="等线" w:hAnsi="Arial" w:cs="Arial"/>
+          <w:sz w:val="22"/>
+        </w:rPr>
+        <w:t>“</w:t>
+      </w:r>
+      <w:r>
+        <w:rPr>
+          <w:rFonts w:ascii="Arial" w:eastAsia="等线" w:hAnsi="Arial" w:cs="Arial"/>
+          <w:sz w:val="22"/>
+        </w:rPr>
+        <w:t>driver</w:t>
+      </w:r>
+      <w:r>
+        <w:rPr>
+          <w:rFonts w:ascii="Arial" w:eastAsia="等线" w:hAnsi="Arial" w:cs="Arial"/>
+          <w:sz w:val="22"/>
+        </w:rPr>
+        <w:t>”</w:t>
+      </w:r>
+      <w:r>
+        <w:rPr>
+          <w:rFonts w:ascii="Arial" w:eastAsia="等线" w:hAnsi="Arial" w:cs="Arial"/>
+          <w:sz w:val="22"/>
+        </w:rPr>
+        <w:t xml:space="preserve"> folder</w:t>
+      </w:r>
+    </w:p>
+    <w:p>
+      <w:pPr>
+        <w:spacing w:before="120" w:after="120" w:line="288" w:lineRule="auto"/>
+        <w:jc w:val="left"/>
+      </w:pPr>
+      <w:r>
+        <w:rPr>
+          <w:noProof/>
+        </w:rPr>
+        <w:lastRenderedPageBreak/>
+        <w:drawing>
+          <wp:inline distT="0" distB="0" distL="0" distR="0" wp14:anchorId="36F2BD5D" wp14:editId="20ADF468">
+            <wp:extent cx="4738977" cy="2559481"/>
+            <wp:effectExtent l="0" t="0" r="0" b="0"/>
+            <wp:docPr id="5" name="图片 5"/>
+            <wp:cNvGraphicFramePr>
+              <a:graphicFrameLocks xmlns:a="http://schemas.openxmlformats.org/drawingml/2006/main" noChangeAspect="1"/>
+            </wp:cNvGraphicFramePr>
+            <a:graphic xmlns:a="http://schemas.openxmlformats.org/drawingml/2006/main">
+              <a:graphicData uri="http://schemas.openxmlformats.org/drawingml/2006/picture">
+                <pic:pic xmlns:pic="http://schemas.openxmlformats.org/drawingml/2006/picture">
+                  <pic:nvPicPr>
+                    <pic:cNvPr id="1" name=""/>
+                    <pic:cNvPicPr/>
+                  </pic:nvPicPr>
+                  <pic:blipFill>
+                    <a:blip r:embed="rId16"/>
+                    <a:stretch>
+                      <a:fillRect/>
+                    </a:stretch>
+                  </pic:blipFill>
+                  <pic:spPr>
+                    <a:xfrm>
+                      <a:off x="0" y="0"/>
+                      <a:ext cx="4742010" cy="2561119"/>
+                    </a:xfrm>
+                    <a:prstGeom prst="rect">
+                      <a:avLst/>
+                    </a:prstGeom>
+                  </pic:spPr>
+                </pic:pic>
+              </a:graphicData>
+            </a:graphic>
+          </wp:inline>
+        </w:drawing>
+      </w:r>
+    </w:p>
+    <w:p>
+      <w:pPr>
+        <w:spacing w:before="120" w:after="120" w:line="288" w:lineRule="auto"/>
+        <w:jc w:val="left"/>
+      </w:pPr>
+      <w:r>
+        <w:rPr>
+          <w:noProof/>
+        </w:rPr>
+        <w:drawing>
+          <wp:inline distT="0" distB="0" distL="0" distR="0" wp14:anchorId="775FBDA2" wp14:editId="7B217A8A">
+            <wp:extent cx="4738370" cy="2326399"/>
+            <wp:effectExtent l="0" t="0" r="0" b="0"/>
+            <wp:docPr id="6" name="图片 6"/>
+            <wp:cNvGraphicFramePr>
+              <a:graphicFrameLocks xmlns:a="http://schemas.openxmlformats.org/drawingml/2006/main" noChangeAspect="1"/>
+            </wp:cNvGraphicFramePr>
+            <a:graphic xmlns:a="http://schemas.openxmlformats.org/drawingml/2006/main">
+              <a:graphicData uri="http://schemas.openxmlformats.org/drawingml/2006/picture">
+                <pic:pic xmlns:pic="http://schemas.openxmlformats.org/drawingml/2006/picture">
+                  <pic:nvPicPr>
+                    <pic:cNvPr id="1" name=""/>
+                    <pic:cNvPicPr/>
+                  </pic:nvPicPr>
+                  <pic:blipFill>
+                    <a:blip r:embed="rId17"/>
+                    <a:stretch>
+                      <a:fillRect/>
+                    </a:stretch>
+                  </pic:blipFill>
+                  <pic:spPr>
+                    <a:xfrm>
+                      <a:off x="0" y="0"/>
                       <a:ext cx="4745801" cy="2330048"/>
                     </a:xfrm>
                     <a:prstGeom prst="rect">
@@ -1264,23 +1302,7 @@
           <w:rFonts w:ascii="Arial" w:eastAsia="等线" w:hAnsi="Arial" w:cs="Arial"/>
           <w:sz w:val="22"/>
         </w:rPr>
-        <w:t xml:space="preserve">1. Connect desktop reader and computer via the </w:t>
-      </w:r>
-      <w:proofErr w:type="spellStart"/>
-      <w:r>
-        <w:rPr>
-          <w:rFonts w:ascii="Arial" w:eastAsia="等线" w:hAnsi="Arial" w:cs="Arial"/>
-          <w:sz w:val="22"/>
-        </w:rPr>
-        <w:t>usb</w:t>
-      </w:r>
-      <w:proofErr w:type="spellEnd"/>
-      <w:r>
-        <w:rPr>
-          <w:rFonts w:ascii="Arial" w:eastAsia="等线" w:hAnsi="Arial" w:cs="Arial"/>
-          <w:sz w:val="22"/>
-        </w:rPr>
-        <w:t xml:space="preserve"> cable.</w:t>
+        <w:t>1. Connect desktop reader and computer via the usb cable.</w:t>
       </w:r>
     </w:p>
     <w:p>
@@ -1333,7 +1355,7 @@
                     </pic:cNvPicPr>
                   </pic:nvPicPr>
                   <pic:blipFill>
-                    <a:blip r:embed="rId16">
+                    <a:blip r:embed="rId18">
                       <a:extLst>
                         <a:ext uri="{28A0092B-C50C-407E-A947-70E740481C1C}">
                           <a14:useLocalDpi xmlns:a14="http://schemas.microsoft.com/office/drawing/2010/main" val="0"/>
@@ -1393,23 +1415,7 @@
           <w:rFonts w:ascii="Arial" w:eastAsia="等线" w:hAnsi="Arial" w:cs="Arial"/>
           <w:sz w:val="22"/>
         </w:rPr>
-        <w:t xml:space="preserve">Chose the driver’s com number, select the </w:t>
-      </w:r>
-      <w:proofErr w:type="spellStart"/>
-      <w:r>
-        <w:rPr>
-          <w:rFonts w:ascii="Arial" w:eastAsia="等线" w:hAnsi="Arial" w:cs="Arial"/>
-          <w:sz w:val="22"/>
-        </w:rPr>
-        <w:t>baudrate</w:t>
-      </w:r>
-      <w:proofErr w:type="spellEnd"/>
-      <w:r>
-        <w:rPr>
-          <w:rFonts w:ascii="Arial" w:eastAsia="等线" w:hAnsi="Arial" w:cs="Arial"/>
-          <w:sz w:val="22"/>
-        </w:rPr>
-        <w:t xml:space="preserve"> to 115200 , then click the connect button. </w:t>
+        <w:t xml:space="preserve">Chose the driver’s com number, select the baudrate to 115200 , then click the connect button. </w:t>
       </w:r>
     </w:p>
     <w:p>
@@ -1431,277 +1437,6 @@
             <wp:extent cx="4831307" cy="3827935"/>
             <wp:effectExtent l="0" t="0" r="0" b="0"/>
             <wp:docPr id="13" name="图片 13"/>
-            <wp:cNvGraphicFramePr>
-              <a:graphicFrameLocks xmlns:a="http://schemas.openxmlformats.org/drawingml/2006/main" noChangeAspect="1"/>
-            </wp:cNvGraphicFramePr>
-            <a:graphic xmlns:a="http://schemas.openxmlformats.org/drawingml/2006/main">
-              <a:graphicData uri="http://schemas.openxmlformats.org/drawingml/2006/picture">
-                <pic:pic xmlns:pic="http://schemas.openxmlformats.org/drawingml/2006/picture">
-                  <pic:nvPicPr>
-                    <pic:cNvPr id="1" name=""/>
-                    <pic:cNvPicPr/>
-                  </pic:nvPicPr>
-                  <pic:blipFill>
-                    <a:blip r:embed="rId17"/>
-                    <a:stretch>
-                      <a:fillRect/>
-                    </a:stretch>
-                  </pic:blipFill>
-                  <pic:spPr>
-                    <a:xfrm>
-                      <a:off x="0" y="0"/>
-                      <a:ext cx="4844291" cy="3838222"/>
-                    </a:xfrm>
-                    <a:prstGeom prst="rect">
-                      <a:avLst/>
-                    </a:prstGeom>
-                  </pic:spPr>
-                </pic:pic>
-              </a:graphicData>
-            </a:graphic>
-          </wp:inline>
-        </w:drawing>
-      </w:r>
-    </w:p>
-    <w:p>
-      <w:pPr>
-        <w:spacing w:before="120" w:after="120" w:line="288" w:lineRule="auto"/>
-        <w:jc w:val="left"/>
-        <w:rPr>
-          <w:rFonts w:ascii="Arial" w:eastAsia="等线" w:hAnsi="Arial" w:cs="Arial"/>
-          <w:sz w:val="22"/>
-        </w:rPr>
-      </w:pPr>
-      <w:r>
-        <w:rPr>
-          <w:rFonts w:ascii="Arial" w:eastAsia="等线" w:hAnsi="Arial" w:cs="Arial"/>
-          <w:sz w:val="22"/>
-        </w:rPr>
-        <w:t xml:space="preserve">4. </w:t>
-      </w:r>
-      <w:r>
-        <w:rPr>
-          <w:rFonts w:ascii="Arial" w:eastAsia="等线" w:hAnsi="Arial" w:cs="Arial"/>
-          <w:sz w:val="22"/>
-        </w:rPr>
-        <w:t>C</w:t>
-      </w:r>
-      <w:r>
-        <w:rPr>
-          <w:rFonts w:ascii="Arial" w:eastAsia="等线" w:hAnsi="Arial" w:cs="Arial"/>
-          <w:sz w:val="22"/>
-        </w:rPr>
-        <w:t xml:space="preserve">lick Start </w:t>
-      </w:r>
-      <w:r>
-        <w:rPr>
-          <w:rFonts w:ascii="Arial" w:eastAsia="等线" w:hAnsi="Arial" w:cs="Arial" w:hint="eastAsia"/>
-          <w:sz w:val="22"/>
-        </w:rPr>
-        <w:t>re</w:t>
-      </w:r>
-      <w:r>
-        <w:rPr>
-          <w:rFonts w:ascii="Arial" w:eastAsia="等线" w:hAnsi="Arial" w:cs="Arial"/>
-          <w:sz w:val="22"/>
-        </w:rPr>
-        <w:t>ading button, the tag number will be shown in the text box</w:t>
-      </w:r>
-    </w:p>
-    <w:p>
-      <w:pPr>
-        <w:spacing w:before="120" w:after="120" w:line="288" w:lineRule="auto"/>
-        <w:jc w:val="left"/>
-        <w:rPr>
-          <w:rFonts w:ascii="Arial" w:eastAsia="等线" w:hAnsi="Arial" w:cs="Arial"/>
-          <w:sz w:val="22"/>
-        </w:rPr>
-      </w:pPr>
-      <w:r>
-        <w:rPr>
-          <w:noProof/>
-        </w:rPr>
-        <w:drawing>
-          <wp:inline distT="0" distB="0" distL="0" distR="0" wp14:anchorId="633B9A85" wp14:editId="72835356">
-            <wp:extent cx="5274310" cy="2171065"/>
-            <wp:effectExtent l="0" t="0" r="0" b="0"/>
-            <wp:docPr id="14" name="图片 14"/>
-            <wp:cNvGraphicFramePr>
-              <a:graphicFrameLocks xmlns:a="http://schemas.openxmlformats.org/drawingml/2006/main" noChangeAspect="1"/>
-            </wp:cNvGraphicFramePr>
-            <a:graphic xmlns:a="http://schemas.openxmlformats.org/drawingml/2006/main">
-              <a:graphicData uri="http://schemas.openxmlformats.org/drawingml/2006/picture">
-                <pic:pic xmlns:pic="http://schemas.openxmlformats.org/drawingml/2006/picture">
-                  <pic:nvPicPr>
-                    <pic:cNvPr id="1" name=""/>
-                    <pic:cNvPicPr/>
-                  </pic:nvPicPr>
-                  <pic:blipFill>
-                    <a:blip r:embed="rId18"/>
-                    <a:stretch>
-                      <a:fillRect/>
-                    </a:stretch>
-                  </pic:blipFill>
-                  <pic:spPr>
-                    <a:xfrm>
-                      <a:off x="0" y="0"/>
-                      <a:ext cx="5274310" cy="2171065"/>
-                    </a:xfrm>
-                    <a:prstGeom prst="rect">
-                      <a:avLst/>
-                    </a:prstGeom>
-                  </pic:spPr>
-                </pic:pic>
-              </a:graphicData>
-            </a:graphic>
-          </wp:inline>
-        </w:drawing>
-      </w:r>
-    </w:p>
-    <w:p>
-      <w:pPr>
-        <w:spacing w:before="320" w:after="120" w:line="288" w:lineRule="auto"/>
-        <w:jc w:val="left"/>
-        <w:outlineLvl w:val="1"/>
-        <w:rPr>
-          <w:rFonts w:ascii="Arial" w:eastAsia="等线" w:hAnsi="Arial" w:cs="Arial"/>
-          <w:b/>
-          <w:sz w:val="32"/>
-        </w:rPr>
-      </w:pPr>
-      <w:r>
-        <w:rPr>
-          <w:rFonts w:ascii="Arial" w:eastAsia="等线" w:hAnsi="Arial" w:cs="Arial"/>
-          <w:b/>
-          <w:sz w:val="32"/>
-        </w:rPr>
-        <w:t xml:space="preserve">5. Import asset information </w:t>
-      </w:r>
-    </w:p>
-    <w:p>
-      <w:pPr>
-        <w:spacing w:before="120" w:after="120" w:line="288" w:lineRule="auto"/>
-        <w:jc w:val="left"/>
-        <w:rPr>
-          <w:rFonts w:ascii="Arial" w:eastAsia="等线" w:hAnsi="Arial" w:cs="Arial"/>
-          <w:sz w:val="22"/>
-        </w:rPr>
-      </w:pPr>
-      <w:r>
-        <w:rPr>
-          <w:rFonts w:ascii="Arial" w:eastAsia="等线" w:hAnsi="Arial" w:cs="Arial"/>
-          <w:sz w:val="22"/>
-        </w:rPr>
-        <w:t xml:space="preserve">1. </w:t>
-      </w:r>
-      <w:r>
-        <w:rPr>
-          <w:rFonts w:ascii="Arial" w:eastAsia="等线" w:hAnsi="Arial" w:cs="Arial"/>
-          <w:sz w:val="22"/>
-        </w:rPr>
-        <w:t>Click Open Directory</w:t>
-      </w:r>
-      <w:r>
-        <w:rPr>
-          <w:rFonts w:ascii="Arial" w:eastAsia="等线" w:hAnsi="Arial" w:cs="Arial"/>
-          <w:sz w:val="22"/>
-        </w:rPr>
-        <w:t xml:space="preserve"> Button</w:t>
-      </w:r>
-      <w:r>
-        <w:rPr>
-          <w:rFonts w:ascii="Arial" w:eastAsia="等线" w:hAnsi="Arial" w:cs="Arial"/>
-          <w:sz w:val="22"/>
-        </w:rPr>
-        <w:t xml:space="preserve"> to access the data folder</w:t>
-      </w:r>
-      <w:r>
-        <w:rPr>
-          <w:rFonts w:ascii="Arial" w:eastAsia="等线" w:hAnsi="Arial" w:cs="Arial"/>
-          <w:sz w:val="22"/>
-        </w:rPr>
-        <w:t xml:space="preserve"> </w:t>
-      </w:r>
-      <w:r>
-        <w:rPr>
-          <w:rFonts w:ascii="Arial" w:eastAsia="等线" w:hAnsi="Arial" w:cs="Arial"/>
-          <w:sz w:val="22"/>
-        </w:rPr>
-        <w:t>, find “</w:t>
-      </w:r>
-      <w:r>
-        <w:rPr>
-          <w:rFonts w:ascii="Arial" w:eastAsia="等线" w:hAnsi="Arial" w:cs="Arial"/>
-          <w:sz w:val="22"/>
-        </w:rPr>
-        <w:t>InputAssetsTable.xlsx</w:t>
-      </w:r>
-      <w:r>
-        <w:rPr>
-          <w:rFonts w:ascii="Arial" w:eastAsia="等线" w:hAnsi="Arial" w:cs="Arial"/>
-          <w:sz w:val="22"/>
-        </w:rPr>
-        <w:t xml:space="preserve">” and </w:t>
-      </w:r>
-      <w:r>
-        <w:rPr>
-          <w:rFonts w:ascii="Arial" w:eastAsia="等线" w:hAnsi="Arial" w:cs="Arial"/>
-          <w:sz w:val="22"/>
-        </w:rPr>
-        <w:t xml:space="preserve">Open </w:t>
-      </w:r>
-      <w:r>
-        <w:rPr>
-          <w:rFonts w:ascii="Arial" w:eastAsia="等线" w:hAnsi="Arial" w:cs="Arial"/>
-          <w:sz w:val="22"/>
-        </w:rPr>
-        <w:t>“</w:t>
-      </w:r>
-      <w:r>
-        <w:rPr>
-          <w:rFonts w:ascii="Arial" w:eastAsia="等线" w:hAnsi="Arial" w:cs="Arial"/>
-          <w:sz w:val="22"/>
-        </w:rPr>
-        <w:t>InputAssetsTable.xlsx</w:t>
-      </w:r>
-      <w:r>
-        <w:rPr>
-          <w:rFonts w:ascii="Arial" w:eastAsia="等线" w:hAnsi="Arial" w:cs="Arial"/>
-          <w:sz w:val="22"/>
-        </w:rPr>
-        <w:t>”</w:t>
-      </w:r>
-      <w:r>
-        <w:rPr>
-          <w:rFonts w:ascii="Arial" w:eastAsia="等线" w:hAnsi="Arial" w:cs="Arial"/>
-          <w:sz w:val="22"/>
-        </w:rPr>
-        <w:t xml:space="preserve"> in Excel</w:t>
-      </w:r>
-      <w:r>
-        <w:rPr>
-          <w:rFonts w:ascii="Arial" w:eastAsia="等线" w:hAnsi="Arial" w:cs="Arial"/>
-          <w:sz w:val="22"/>
-        </w:rPr>
-        <w:t xml:space="preserve">. </w:t>
-      </w:r>
-      <w:r>
-        <w:rPr>
-          <w:rFonts w:ascii="Arial" w:eastAsia="等线" w:hAnsi="Arial" w:cs="Arial"/>
-          <w:sz w:val="22"/>
-        </w:rPr>
-        <w:t xml:space="preserve">Add some data to this spreadsheet, then close it. </w:t>
-      </w:r>
-      <w:r>
-        <w:rPr>
-          <w:noProof/>
-        </w:rPr>
-        <w:lastRenderedPageBreak/>
-        <w:drawing>
-          <wp:inline distT="0" distB="0" distL="0" distR="0" wp14:anchorId="127CC3C5" wp14:editId="04D13762">
-            <wp:extent cx="5274310" cy="3268980"/>
-            <wp:effectExtent l="0" t="0" r="0" b="0"/>
-            <wp:docPr id="15" name="图片 15"/>
             <wp:cNvGraphicFramePr>
               <a:graphicFrameLocks xmlns:a="http://schemas.openxmlformats.org/drawingml/2006/main" noChangeAspect="1"/>
             </wp:cNvGraphicFramePr>
@@ -1721,7 +1456,7 @@
                   <pic:spPr>
                     <a:xfrm>
                       <a:off x="0" y="0"/>
-                      <a:ext cx="5274310" cy="3268980"/>
+                      <a:ext cx="4844291" cy="3838222"/>
                     </a:xfrm>
                     <a:prstGeom prst="rect">
                       <a:avLst/>
@@ -1748,22 +1483,44 @@
           <w:rFonts w:ascii="Arial" w:eastAsia="等线" w:hAnsi="Arial" w:cs="Arial"/>
           <w:sz w:val="22"/>
         </w:rPr>
-        <w:t xml:space="preserve">2. </w:t>
-      </w:r>
-      <w:r>
-        <w:rPr>
-          <w:rFonts w:ascii="Arial" w:eastAsia="等线" w:hAnsi="Arial" w:cs="Arial"/>
-          <w:sz w:val="22"/>
-        </w:rPr>
-        <w:t xml:space="preserve">Navigate to “Query the database” panel, click import button. Wait the importing  progress finish then click Complete button. </w:t>
-      </w:r>
-    </w:p>
-    <w:p>
-      <w:pPr>
-        <w:spacing w:before="120" w:after="120" w:line="288" w:lineRule="auto"/>
-        <w:jc w:val="left"/>
-        <w:rPr>
-          <w:noProof/>
+        <w:t xml:space="preserve">4. </w:t>
+      </w:r>
+      <w:r>
+        <w:rPr>
+          <w:rFonts w:ascii="Arial" w:eastAsia="等线" w:hAnsi="Arial" w:cs="Arial"/>
+          <w:sz w:val="22"/>
+        </w:rPr>
+        <w:t>C</w:t>
+      </w:r>
+      <w:r>
+        <w:rPr>
+          <w:rFonts w:ascii="Arial" w:eastAsia="等线" w:hAnsi="Arial" w:cs="Arial"/>
+          <w:sz w:val="22"/>
+        </w:rPr>
+        <w:t xml:space="preserve">lick Start </w:t>
+      </w:r>
+      <w:r>
+        <w:rPr>
+          <w:rFonts w:ascii="Arial" w:eastAsia="等线" w:hAnsi="Arial" w:cs="Arial" w:hint="eastAsia"/>
+          <w:sz w:val="22"/>
+        </w:rPr>
+        <w:t>re</w:t>
+      </w:r>
+      <w:r>
+        <w:rPr>
+          <w:rFonts w:ascii="Arial" w:eastAsia="等线" w:hAnsi="Arial" w:cs="Arial"/>
+          <w:sz w:val="22"/>
+        </w:rPr>
+        <w:t>ading button, the tag number will be shown in the text box</w:t>
+      </w:r>
+    </w:p>
+    <w:p>
+      <w:pPr>
+        <w:spacing w:before="120" w:after="120" w:line="288" w:lineRule="auto"/>
+        <w:jc w:val="left"/>
+        <w:rPr>
+          <w:rFonts w:ascii="Arial" w:eastAsia="等线" w:hAnsi="Arial" w:cs="Arial"/>
+          <w:sz w:val="22"/>
         </w:rPr>
       </w:pPr>
       <w:r>
@@ -1771,10 +1528,10 @@
           <w:noProof/>
         </w:rPr>
         <w:drawing>
-          <wp:inline distT="0" distB="0" distL="0" distR="0" wp14:anchorId="7B3B9B14" wp14:editId="17047085">
-            <wp:extent cx="5274310" cy="2158365"/>
+          <wp:inline distT="0" distB="0" distL="0" distR="0" wp14:anchorId="633B9A85" wp14:editId="72835356">
+            <wp:extent cx="5274310" cy="2171065"/>
             <wp:effectExtent l="0" t="0" r="0" b="0"/>
-            <wp:docPr id="16" name="图片 16"/>
+            <wp:docPr id="14" name="图片 14"/>
             <wp:cNvGraphicFramePr>
               <a:graphicFrameLocks xmlns:a="http://schemas.openxmlformats.org/drawingml/2006/main" noChangeAspect="1"/>
             </wp:cNvGraphicFramePr>
@@ -1794,7 +1551,7 @@
                   <pic:spPr>
                     <a:xfrm>
                       <a:off x="0" y="0"/>
-                      <a:ext cx="5274310" cy="2158365"/>
+                      <a:ext cx="5274310" cy="2171065"/>
                     </a:xfrm>
                     <a:prstGeom prst="rect">
                       <a:avLst/>
@@ -1809,21 +1566,148 @@
     </w:p>
     <w:p>
       <w:pPr>
-        <w:spacing w:before="120" w:after="120" w:line="288" w:lineRule="auto"/>
-        <w:jc w:val="left"/>
-        <w:rPr>
-          <w:noProof/>
-        </w:rPr>
-      </w:pPr>
-      <w:r>
-        <w:rPr>
-          <w:noProof/>
-        </w:rPr>
+        <w:spacing w:before="320" w:after="120" w:line="288" w:lineRule="auto"/>
+        <w:jc w:val="left"/>
+        <w:outlineLvl w:val="1"/>
+        <w:rPr>
+          <w:rFonts w:ascii="Arial" w:eastAsia="等线" w:hAnsi="Arial" w:cs="Arial"/>
+          <w:b/>
+          <w:sz w:val="32"/>
+        </w:rPr>
+      </w:pPr>
+      <w:r>
+        <w:rPr>
+          <w:rFonts w:ascii="Arial" w:eastAsia="等线" w:hAnsi="Arial" w:cs="Arial"/>
+          <w:b/>
+          <w:sz w:val="32"/>
+        </w:rPr>
+        <w:t xml:space="preserve">5. Import asset information </w:t>
+      </w:r>
+    </w:p>
+    <w:p>
+      <w:pPr>
+        <w:spacing w:before="120" w:after="120" w:line="288" w:lineRule="auto"/>
+        <w:jc w:val="left"/>
+        <w:rPr>
+          <w:rFonts w:ascii="Arial" w:eastAsia="等线" w:hAnsi="Arial" w:cs="Arial"/>
+          <w:sz w:val="22"/>
+        </w:rPr>
+      </w:pPr>
+      <w:r>
+        <w:rPr>
+          <w:rFonts w:ascii="Arial" w:eastAsia="等线" w:hAnsi="Arial" w:cs="Arial"/>
+          <w:sz w:val="22"/>
+        </w:rPr>
+        <w:t xml:space="preserve">1. </w:t>
+      </w:r>
+      <w:r>
+        <w:rPr>
+          <w:rFonts w:ascii="Arial" w:eastAsia="等线" w:hAnsi="Arial" w:cs="Arial"/>
+          <w:sz w:val="22"/>
+        </w:rPr>
+        <w:t>Click Open Directory</w:t>
+      </w:r>
+      <w:r>
+        <w:rPr>
+          <w:rFonts w:ascii="Arial" w:eastAsia="等线" w:hAnsi="Arial" w:cs="Arial"/>
+          <w:sz w:val="22"/>
+        </w:rPr>
+        <w:t xml:space="preserve"> Button</w:t>
+      </w:r>
+      <w:r>
+        <w:rPr>
+          <w:rFonts w:ascii="Arial" w:eastAsia="等线" w:hAnsi="Arial" w:cs="Arial"/>
+          <w:sz w:val="22"/>
+        </w:rPr>
+        <w:t xml:space="preserve"> to access the data folder</w:t>
+      </w:r>
+      <w:r>
+        <w:rPr>
+          <w:rFonts w:ascii="Arial" w:eastAsia="等线" w:hAnsi="Arial" w:cs="Arial"/>
+          <w:sz w:val="22"/>
+        </w:rPr>
+        <w:t xml:space="preserve"> </w:t>
+      </w:r>
+      <w:r>
+        <w:rPr>
+          <w:rFonts w:ascii="Arial" w:eastAsia="等线" w:hAnsi="Arial" w:cs="Arial"/>
+          <w:sz w:val="22"/>
+        </w:rPr>
+        <w:t>, find “</w:t>
+      </w:r>
+      <w:r>
+        <w:rPr>
+          <w:rFonts w:ascii="Arial" w:eastAsia="等线" w:hAnsi="Arial" w:cs="Arial"/>
+          <w:sz w:val="22"/>
+        </w:rPr>
+        <w:t>InputAssetsTable.xlsx</w:t>
+      </w:r>
+      <w:r>
+        <w:rPr>
+          <w:rFonts w:ascii="Arial" w:eastAsia="等线" w:hAnsi="Arial" w:cs="Arial"/>
+          <w:sz w:val="22"/>
+        </w:rPr>
+        <w:t xml:space="preserve">” and </w:t>
+      </w:r>
+      <w:r>
+        <w:rPr>
+          <w:rFonts w:ascii="Arial" w:eastAsia="等线" w:hAnsi="Arial" w:cs="Arial"/>
+          <w:sz w:val="22"/>
+        </w:rPr>
+        <w:t xml:space="preserve">Open </w:t>
+      </w:r>
+      <w:r>
+        <w:rPr>
+          <w:rFonts w:ascii="Arial" w:eastAsia="等线" w:hAnsi="Arial" w:cs="Arial"/>
+          <w:sz w:val="22"/>
+        </w:rPr>
+        <w:t>“</w:t>
+      </w:r>
+      <w:r>
+        <w:rPr>
+          <w:rFonts w:ascii="Arial" w:eastAsia="等线" w:hAnsi="Arial" w:cs="Arial"/>
+          <w:sz w:val="22"/>
+        </w:rPr>
+        <w:t>InputAssetsTable.xlsx</w:t>
+      </w:r>
+      <w:r>
+        <w:rPr>
+          <w:rFonts w:ascii="Arial" w:eastAsia="等线" w:hAnsi="Arial" w:cs="Arial"/>
+          <w:sz w:val="22"/>
+        </w:rPr>
+        <w:t>”</w:t>
+      </w:r>
+      <w:r>
+        <w:rPr>
+          <w:rFonts w:ascii="Arial" w:eastAsia="等线" w:hAnsi="Arial" w:cs="Arial"/>
+          <w:sz w:val="22"/>
+        </w:rPr>
+        <w:t xml:space="preserve"> in Excel</w:t>
+      </w:r>
+      <w:r>
+        <w:rPr>
+          <w:rFonts w:ascii="Arial" w:eastAsia="等线" w:hAnsi="Arial" w:cs="Arial"/>
+          <w:sz w:val="22"/>
+        </w:rPr>
+        <w:t xml:space="preserve">. </w:t>
+      </w:r>
+      <w:r>
+        <w:rPr>
+          <w:rFonts w:ascii="Arial" w:eastAsia="等线" w:hAnsi="Arial" w:cs="Arial"/>
+          <w:sz w:val="22"/>
+        </w:rPr>
+        <w:t xml:space="preserve">Add some data to this spreadsheet, then close it. </w:t>
+      </w:r>
+      <w:r>
+        <w:rPr>
+          <w:noProof/>
+        </w:rPr>
+        <w:lastRenderedPageBreak/>
         <w:drawing>
-          <wp:inline distT="0" distB="0" distL="0" distR="0" wp14:anchorId="375A518A" wp14:editId="3110F137">
-            <wp:extent cx="5274310" cy="2158365"/>
+          <wp:inline distT="0" distB="0" distL="0" distR="0" wp14:anchorId="127CC3C5" wp14:editId="04D13762">
+            <wp:extent cx="5274310" cy="3268980"/>
             <wp:effectExtent l="0" t="0" r="0" b="0"/>
-            <wp:docPr id="17" name="图片 17"/>
+            <wp:docPr id="15" name="图片 15"/>
             <wp:cNvGraphicFramePr>
               <a:graphicFrameLocks xmlns:a="http://schemas.openxmlformats.org/drawingml/2006/main" noChangeAspect="1"/>
             </wp:cNvGraphicFramePr>
@@ -1843,7 +1727,7 @@
                   <pic:spPr>
                     <a:xfrm>
                       <a:off x="0" y="0"/>
-                      <a:ext cx="5274310" cy="2158365"/>
+                      <a:ext cx="5274310" cy="3268980"/>
                     </a:xfrm>
                     <a:prstGeom prst="rect">
                       <a:avLst/>
@@ -1867,31 +1751,17 @@
       </w:pPr>
       <w:r>
         <w:rPr>
-          <w:rFonts w:hint="eastAsia"/>
-          <w:noProof/>
-        </w:rPr>
-        <w:t>3</w:t>
-      </w:r>
-      <w:r>
-        <w:rPr>
-          <w:noProof/>
-        </w:rPr>
-        <w:t xml:space="preserve">, </w:t>
-      </w:r>
-      <w:r>
-        <w:rPr>
-          <w:rFonts w:ascii="Arial" w:eastAsia="等线" w:hAnsi="Arial" w:cs="Arial"/>
-          <w:sz w:val="22"/>
-        </w:rPr>
-        <w:t xml:space="preserve">Navigate to “Bind tags” panel, click query button, the asset data will be shown in </w:t>
-      </w:r>
-      <w:r>
-        <w:rPr>
-          <w:rFonts w:ascii="Arial" w:eastAsia="等线" w:hAnsi="Arial" w:cs="Arial"/>
-          <w:sz w:val="22"/>
-        </w:rPr>
-        <w:lastRenderedPageBreak/>
-        <w:t>the table</w:t>
+          <w:rFonts w:ascii="Arial" w:eastAsia="等线" w:hAnsi="Arial" w:cs="Arial"/>
+          <w:sz w:val="22"/>
+        </w:rPr>
+        <w:t xml:space="preserve">2. </w:t>
+      </w:r>
+      <w:r>
+        <w:rPr>
+          <w:rFonts w:ascii="Arial" w:eastAsia="等线" w:hAnsi="Arial" w:cs="Arial"/>
+          <w:sz w:val="22"/>
+        </w:rPr>
+        <w:t xml:space="preserve">Navigate to “Query the database” panel, click import button. Wait the importing  progress finish then click Complete button. </w:t>
       </w:r>
     </w:p>
     <w:p>
@@ -1907,10 +1777,10 @@
           <w:noProof/>
         </w:rPr>
         <w:drawing>
-          <wp:inline distT="0" distB="0" distL="0" distR="0" wp14:anchorId="3B3DD1A5" wp14:editId="3639C11A">
-            <wp:extent cx="5274310" cy="2736215"/>
+          <wp:inline distT="0" distB="0" distL="0" distR="0" wp14:anchorId="7B3B9B14" wp14:editId="17047085">
+            <wp:extent cx="5274310" cy="2158365"/>
             <wp:effectExtent l="0" t="0" r="0" b="0"/>
-            <wp:docPr id="18" name="图片 18"/>
+            <wp:docPr id="16" name="图片 16"/>
             <wp:cNvGraphicFramePr>
               <a:graphicFrameLocks xmlns:a="http://schemas.openxmlformats.org/drawingml/2006/main" noChangeAspect="1"/>
             </wp:cNvGraphicFramePr>
@@ -1930,7 +1800,7 @@
                   <pic:spPr>
                     <a:xfrm>
                       <a:off x="0" y="0"/>
-                      <a:ext cx="5274310" cy="2736215"/>
+                      <a:ext cx="5274310" cy="2158365"/>
                     </a:xfrm>
                     <a:prstGeom prst="rect">
                       <a:avLst/>
@@ -1945,90 +1815,10 @@
     </w:p>
     <w:p>
       <w:pPr>
-        <w:spacing w:before="320" w:after="120" w:line="288" w:lineRule="auto"/>
-        <w:jc w:val="left"/>
-        <w:outlineLvl w:val="1"/>
-        <w:rPr>
-          <w:rFonts w:ascii="Arial" w:eastAsia="等线" w:hAnsi="Arial" w:cs="Arial"/>
-          <w:b/>
-          <w:sz w:val="32"/>
-        </w:rPr>
-      </w:pPr>
-      <w:r>
-        <w:rPr>
-          <w:rFonts w:ascii="Arial" w:eastAsia="等线" w:hAnsi="Arial" w:cs="Arial"/>
-          <w:b/>
-          <w:sz w:val="32"/>
-        </w:rPr>
-        <w:t>6. Bind a tag with one asset data</w:t>
-      </w:r>
-    </w:p>
-    <w:p>
-      <w:pPr>
-        <w:spacing w:before="120" w:after="120" w:line="288" w:lineRule="auto"/>
-        <w:jc w:val="left"/>
-        <w:rPr>
-          <w:rFonts w:ascii="Arial" w:eastAsia="等线" w:hAnsi="Arial" w:cs="Arial"/>
-          <w:sz w:val="22"/>
-        </w:rPr>
-      </w:pPr>
-      <w:r>
-        <w:rPr>
-          <w:rFonts w:ascii="Arial" w:eastAsia="等线" w:hAnsi="Arial" w:cs="Arial"/>
-          <w:sz w:val="22"/>
-        </w:rPr>
-        <w:t xml:space="preserve">1. Navigate to “Bind tags” panel, </w:t>
-      </w:r>
-      <w:r>
-        <w:rPr>
-          <w:rFonts w:ascii="Arial" w:eastAsia="等线" w:hAnsi="Arial" w:cs="Arial"/>
-          <w:sz w:val="22"/>
-        </w:rPr>
-        <w:t xml:space="preserve">click “start reading”, make sure the tag number is shown in the text box, </w:t>
-      </w:r>
-      <w:r>
-        <w:rPr>
-          <w:rFonts w:ascii="Arial" w:eastAsia="等线" w:hAnsi="Arial" w:cs="Arial"/>
-          <w:sz w:val="22"/>
-        </w:rPr>
-        <w:t xml:space="preserve">chose one </w:t>
-      </w:r>
-      <w:r>
-        <w:rPr>
-          <w:rFonts w:ascii="Arial" w:eastAsia="等线" w:hAnsi="Arial" w:cs="Arial"/>
-          <w:sz w:val="22"/>
-        </w:rPr>
-        <w:t xml:space="preserve">asset </w:t>
-      </w:r>
-      <w:r>
-        <w:rPr>
-          <w:rFonts w:ascii="Arial" w:eastAsia="等线" w:hAnsi="Arial" w:cs="Arial"/>
-          <w:sz w:val="22"/>
-        </w:rPr>
-        <w:t>, click bind button.</w:t>
-      </w:r>
-      <w:r>
-        <w:rPr>
-          <w:rFonts w:ascii="Arial" w:eastAsia="等线" w:hAnsi="Arial" w:cs="Arial"/>
-          <w:sz w:val="22"/>
-        </w:rPr>
-        <w:t xml:space="preserve"> The application will finish the binding action.</w:t>
-      </w:r>
-      <w:r>
-        <w:rPr>
-          <w:rFonts w:ascii="Arial" w:eastAsia="等线" w:hAnsi="Arial" w:cs="Arial"/>
-          <w:sz w:val="22"/>
-        </w:rPr>
-        <w:t xml:space="preserve"> If it success , the panel will show as this</w:t>
-      </w:r>
-    </w:p>
-    <w:p>
-      <w:pPr>
-        <w:spacing w:before="120" w:after="120" w:line="288" w:lineRule="auto"/>
-        <w:jc w:val="left"/>
-        <w:rPr>
-          <w:rFonts w:ascii="Arial" w:eastAsia="等线" w:hAnsi="Arial" w:cs="Arial"/>
-          <w:sz w:val="22"/>
+        <w:spacing w:before="120" w:after="120" w:line="288" w:lineRule="auto"/>
+        <w:jc w:val="left"/>
+        <w:rPr>
+          <w:noProof/>
         </w:rPr>
       </w:pPr>
       <w:r>
@@ -2036,10 +1826,10 @@
           <w:noProof/>
         </w:rPr>
         <w:drawing>
-          <wp:inline distT="0" distB="0" distL="0" distR="0" wp14:anchorId="38BF5F29" wp14:editId="0D9B2AF4">
-            <wp:extent cx="5274310" cy="2736215"/>
+          <wp:inline distT="0" distB="0" distL="0" distR="0" wp14:anchorId="375A518A" wp14:editId="3110F137">
+            <wp:extent cx="5274310" cy="2158365"/>
             <wp:effectExtent l="0" t="0" r="0" b="0"/>
-            <wp:docPr id="19" name="图片 19"/>
+            <wp:docPr id="17" name="图片 17"/>
             <wp:cNvGraphicFramePr>
               <a:graphicFrameLocks xmlns:a="http://schemas.openxmlformats.org/drawingml/2006/main" noChangeAspect="1"/>
             </wp:cNvGraphicFramePr>
@@ -2059,7 +1849,7 @@
                   <pic:spPr>
                     <a:xfrm>
                       <a:off x="0" y="0"/>
-                      <a:ext cx="5274310" cy="2736215"/>
+                      <a:ext cx="5274310" cy="2158365"/>
                     </a:xfrm>
                     <a:prstGeom prst="rect">
                       <a:avLst/>
@@ -2083,125 +1873,23 @@
       </w:pPr>
       <w:r>
         <w:rPr>
-          <w:rFonts w:ascii="Arial" w:eastAsia="等线" w:hAnsi="Arial" w:cs="Arial"/>
-          <w:sz w:val="22"/>
-        </w:rPr>
-        <w:t xml:space="preserve">2. </w:t>
-      </w:r>
-      <w:r>
-        <w:rPr>
-          <w:rFonts w:ascii="Arial" w:eastAsia="等线" w:hAnsi="Arial" w:cs="Arial"/>
-          <w:sz w:val="22"/>
-        </w:rPr>
-        <w:t xml:space="preserve"> The binding action will do these things</w:t>
-      </w:r>
-    </w:p>
-    <w:p>
-      <w:pPr>
-        <w:pStyle w:val="a3"/>
-        <w:numPr>
-          <w:ilvl w:val="0"/>
-          <w:numId w:val="2"/>
-        </w:numPr>
-        <w:spacing w:before="120" w:after="120" w:line="288" w:lineRule="auto"/>
-        <w:ind w:firstLineChars="0"/>
-        <w:jc w:val="left"/>
-        <w:rPr>
-          <w:rFonts w:ascii="Arial" w:eastAsia="等线" w:hAnsi="Arial" w:cs="Arial"/>
-          <w:sz w:val="22"/>
-        </w:rPr>
-      </w:pPr>
-      <w:r>
-        <w:rPr>
-          <w:rFonts w:ascii="Arial" w:eastAsia="等线" w:hAnsi="Arial" w:cs="Arial"/>
-          <w:sz w:val="22"/>
-        </w:rPr>
-        <w:t>Get the asset sap number</w:t>
-      </w:r>
-    </w:p>
-    <w:p>
-      <w:pPr>
-        <w:pStyle w:val="a3"/>
-        <w:numPr>
-          <w:ilvl w:val="0"/>
-          <w:numId w:val="2"/>
-        </w:numPr>
-        <w:spacing w:before="120" w:after="120" w:line="288" w:lineRule="auto"/>
-        <w:ind w:firstLineChars="0"/>
-        <w:jc w:val="left"/>
-        <w:rPr>
-          <w:rFonts w:ascii="Arial" w:eastAsia="等线" w:hAnsi="Arial" w:cs="Arial"/>
-          <w:sz w:val="22"/>
-        </w:rPr>
-      </w:pPr>
-      <w:r>
-        <w:rPr>
-          <w:rFonts w:ascii="Arial" w:eastAsia="等线" w:hAnsi="Arial" w:cs="Arial"/>
-          <w:sz w:val="22"/>
-        </w:rPr>
-        <w:t>Create a new tag number which include sap information</w:t>
-      </w:r>
-    </w:p>
-    <w:p>
-      <w:pPr>
-        <w:pStyle w:val="a3"/>
-        <w:numPr>
-          <w:ilvl w:val="0"/>
-          <w:numId w:val="2"/>
-        </w:numPr>
-        <w:spacing w:before="120" w:after="120" w:line="288" w:lineRule="auto"/>
-        <w:ind w:firstLineChars="0"/>
-        <w:jc w:val="left"/>
-        <w:rPr>
-          <w:rFonts w:ascii="Arial" w:eastAsia="等线" w:hAnsi="Arial" w:cs="Arial"/>
-          <w:sz w:val="22"/>
-        </w:rPr>
-      </w:pPr>
-      <w:r>
-        <w:rPr>
-          <w:rFonts w:ascii="Arial" w:eastAsia="等线" w:hAnsi="Arial" w:cs="Arial"/>
-          <w:sz w:val="22"/>
-        </w:rPr>
-        <w:t>Write new tag number to tag</w:t>
-      </w:r>
-    </w:p>
-    <w:p>
-      <w:pPr>
-        <w:pStyle w:val="a3"/>
-        <w:numPr>
-          <w:ilvl w:val="0"/>
-          <w:numId w:val="2"/>
-        </w:numPr>
-        <w:spacing w:before="120" w:after="120" w:line="288" w:lineRule="auto"/>
-        <w:ind w:firstLineChars="0"/>
-        <w:jc w:val="left"/>
-        <w:rPr>
-          <w:rFonts w:ascii="Arial" w:eastAsia="等线" w:hAnsi="Arial" w:cs="Arial"/>
-          <w:sz w:val="22"/>
-        </w:rPr>
-      </w:pPr>
-      <w:r>
-        <w:rPr>
-          <w:rFonts w:ascii="Arial" w:eastAsia="等线" w:hAnsi="Arial" w:cs="Arial"/>
-          <w:sz w:val="22"/>
-        </w:rPr>
-        <w:t>Bind tag number to asset data and write the relationship into “</w:t>
-      </w:r>
-      <w:proofErr w:type="spellStart"/>
-      <w:r>
-        <w:rPr>
-          <w:rFonts w:ascii="Arial" w:eastAsia="等线" w:hAnsi="Arial" w:cs="Arial"/>
-          <w:sz w:val="22"/>
-        </w:rPr>
-        <w:t>factoryInfo.db</w:t>
-      </w:r>
-      <w:proofErr w:type="spellEnd"/>
-      <w:r>
-        <w:rPr>
-          <w:rFonts w:ascii="Arial" w:eastAsia="等线" w:hAnsi="Arial" w:cs="Arial"/>
-          <w:sz w:val="22"/>
-        </w:rPr>
-        <w:t xml:space="preserve">” </w:t>
+          <w:rFonts w:hint="eastAsia"/>
+          <w:noProof/>
+        </w:rPr>
+        <w:t>3</w:t>
+      </w:r>
+      <w:r>
+        <w:rPr>
+          <w:noProof/>
+        </w:rPr>
+        <w:t xml:space="preserve">, </w:t>
+      </w:r>
+      <w:r>
+        <w:rPr>
+          <w:rFonts w:ascii="Arial" w:eastAsia="等线" w:hAnsi="Arial" w:cs="Arial"/>
+          <w:sz w:val="22"/>
+        </w:rPr>
+        <w:t xml:space="preserve">Navigate to “Bind tags” panel, click query button, the asset data will be shown in </w:t>
       </w:r>
       <w:r>
         <w:rPr>
@@ -2209,83 +1897,15 @@
           <w:sz w:val="22"/>
         </w:rPr>
         <w:lastRenderedPageBreak/>
-        <w:t>which is in data folder.</w:t>
-      </w:r>
-    </w:p>
-    <w:p>
-      <w:pPr>
-        <w:spacing w:before="320" w:after="120" w:line="288" w:lineRule="auto"/>
-        <w:jc w:val="left"/>
-        <w:outlineLvl w:val="1"/>
-        <w:rPr>
-          <w:rFonts w:ascii="Arial" w:eastAsia="等线" w:hAnsi="Arial" w:cs="Arial"/>
-          <w:b/>
-          <w:sz w:val="32"/>
-        </w:rPr>
-      </w:pPr>
-      <w:r>
-        <w:rPr>
-          <w:rFonts w:ascii="Arial" w:eastAsia="等线" w:hAnsi="Arial" w:cs="Arial"/>
-          <w:b/>
-          <w:sz w:val="32"/>
-        </w:rPr>
-        <w:t xml:space="preserve">6. </w:t>
-      </w:r>
-      <w:r>
-        <w:rPr>
-          <w:rFonts w:ascii="Arial" w:eastAsia="等线" w:hAnsi="Arial" w:cs="Arial"/>
-          <w:b/>
-          <w:sz w:val="32"/>
-        </w:rPr>
-        <w:t>Unb</w:t>
-      </w:r>
-      <w:r>
-        <w:rPr>
-          <w:rFonts w:ascii="Arial" w:eastAsia="等线" w:hAnsi="Arial" w:cs="Arial"/>
-          <w:b/>
-          <w:sz w:val="32"/>
-        </w:rPr>
-        <w:t>ind a tag</w:t>
-      </w:r>
-    </w:p>
-    <w:p>
-      <w:pPr>
-        <w:spacing w:before="120" w:after="120" w:line="288" w:lineRule="auto"/>
-        <w:jc w:val="left"/>
-        <w:rPr>
-          <w:rFonts w:ascii="Arial" w:eastAsia="等线" w:hAnsi="Arial" w:cs="Arial"/>
-          <w:sz w:val="22"/>
-        </w:rPr>
-      </w:pPr>
-      <w:r>
-        <w:rPr>
-          <w:rFonts w:ascii="Arial" w:eastAsia="等线" w:hAnsi="Arial" w:cs="Arial"/>
-          <w:sz w:val="22"/>
-        </w:rPr>
-        <w:t xml:space="preserve">1.  </w:t>
-      </w:r>
-      <w:r>
-        <w:rPr>
-          <w:rFonts w:ascii="Arial" w:eastAsia="等线" w:hAnsi="Arial" w:cs="Arial"/>
-          <w:sz w:val="22"/>
-        </w:rPr>
-        <w:t>select an asset which we want to unbind</w:t>
-      </w:r>
-      <w:r>
-        <w:rPr>
-          <w:rFonts w:ascii="Arial" w:eastAsia="等线" w:hAnsi="Arial" w:cs="Arial"/>
-          <w:sz w:val="22"/>
-        </w:rPr>
-        <w:t>, then click unbind button</w:t>
-      </w:r>
-    </w:p>
-    <w:p>
-      <w:pPr>
-        <w:spacing w:before="120" w:after="120" w:line="288" w:lineRule="auto"/>
-        <w:jc w:val="left"/>
-        <w:rPr>
-          <w:rFonts w:ascii="Arial" w:eastAsia="等线" w:hAnsi="Arial" w:cs="Arial"/>
-          <w:sz w:val="22"/>
+        <w:t>the table</w:t>
+      </w:r>
+    </w:p>
+    <w:p>
+      <w:pPr>
+        <w:spacing w:before="120" w:after="120" w:line="288" w:lineRule="auto"/>
+        <w:jc w:val="left"/>
+        <w:rPr>
+          <w:noProof/>
         </w:rPr>
       </w:pPr>
       <w:r>
@@ -2293,10 +1913,10 @@
           <w:noProof/>
         </w:rPr>
         <w:drawing>
-          <wp:inline distT="0" distB="0" distL="0" distR="0" wp14:anchorId="3FF30D31" wp14:editId="0A820BB2">
+          <wp:inline distT="0" distB="0" distL="0" distR="0" wp14:anchorId="3B3DD1A5" wp14:editId="3639C11A">
             <wp:extent cx="5274310" cy="2736215"/>
             <wp:effectExtent l="0" t="0" r="0" b="0"/>
-            <wp:docPr id="21" name="图片 21"/>
+            <wp:docPr id="18" name="图片 18"/>
             <wp:cNvGraphicFramePr>
               <a:graphicFrameLocks xmlns:a="http://schemas.openxmlformats.org/drawingml/2006/main" noChangeAspect="1"/>
             </wp:cNvGraphicFramePr>
@@ -2331,6 +1951,85 @@
     </w:p>
     <w:p>
       <w:pPr>
+        <w:spacing w:before="320" w:after="120" w:line="288" w:lineRule="auto"/>
+        <w:jc w:val="left"/>
+        <w:outlineLvl w:val="1"/>
+        <w:rPr>
+          <w:rFonts w:ascii="Arial" w:eastAsia="等线" w:hAnsi="Arial" w:cs="Arial"/>
+          <w:b/>
+          <w:sz w:val="32"/>
+        </w:rPr>
+      </w:pPr>
+      <w:r>
+        <w:rPr>
+          <w:rFonts w:ascii="Arial" w:eastAsia="等线" w:hAnsi="Arial" w:cs="Arial"/>
+          <w:b/>
+          <w:sz w:val="32"/>
+        </w:rPr>
+        <w:t>6. Bind a tag with one asset data</w:t>
+      </w:r>
+    </w:p>
+    <w:p>
+      <w:pPr>
+        <w:spacing w:before="120" w:after="120" w:line="288" w:lineRule="auto"/>
+        <w:jc w:val="left"/>
+        <w:rPr>
+          <w:rFonts w:ascii="Arial" w:eastAsia="等线" w:hAnsi="Arial" w:cs="Arial"/>
+          <w:sz w:val="22"/>
+        </w:rPr>
+      </w:pPr>
+      <w:r>
+        <w:rPr>
+          <w:rFonts w:ascii="Arial" w:eastAsia="等线" w:hAnsi="Arial" w:cs="Arial"/>
+          <w:sz w:val="22"/>
+        </w:rPr>
+        <w:t xml:space="preserve">1. Navigate to “Bind tags” panel, </w:t>
+      </w:r>
+      <w:r>
+        <w:rPr>
+          <w:rFonts w:ascii="Arial" w:eastAsia="等线" w:hAnsi="Arial" w:cs="Arial"/>
+          <w:sz w:val="22"/>
+        </w:rPr>
+        <w:t xml:space="preserve">click “start reading”, make sure the tag number is shown in the text box, </w:t>
+      </w:r>
+      <w:r>
+        <w:rPr>
+          <w:rFonts w:ascii="Arial" w:eastAsia="等线" w:hAnsi="Arial" w:cs="Arial"/>
+          <w:sz w:val="22"/>
+        </w:rPr>
+        <w:t xml:space="preserve">chose one </w:t>
+      </w:r>
+      <w:r>
+        <w:rPr>
+          <w:rFonts w:ascii="Arial" w:eastAsia="等线" w:hAnsi="Arial" w:cs="Arial"/>
+          <w:sz w:val="22"/>
+        </w:rPr>
+        <w:t xml:space="preserve">asset </w:t>
+      </w:r>
+      <w:r>
+        <w:rPr>
+          <w:rFonts w:ascii="Arial" w:eastAsia="等线" w:hAnsi="Arial" w:cs="Arial"/>
+          <w:sz w:val="22"/>
+        </w:rPr>
+        <w:t>, click bind button.</w:t>
+      </w:r>
+      <w:r>
+        <w:rPr>
+          <w:rFonts w:ascii="Arial" w:eastAsia="等线" w:hAnsi="Arial" w:cs="Arial"/>
+          <w:sz w:val="22"/>
+        </w:rPr>
+        <w:t xml:space="preserve"> The application will finish the binding action.</w:t>
+      </w:r>
+      <w:r>
+        <w:rPr>
+          <w:rFonts w:ascii="Arial" w:eastAsia="等线" w:hAnsi="Arial" w:cs="Arial"/>
+          <w:sz w:val="22"/>
+        </w:rPr>
+        <w:t xml:space="preserve"> If it success , the panel will show as this</w:t>
+      </w:r>
+    </w:p>
+    <w:p>
+      <w:pPr>
         <w:spacing w:before="120" w:after="120" w:line="288" w:lineRule="auto"/>
         <w:jc w:val="left"/>
         <w:rPr>
@@ -2343,10 +2042,10 @@
           <w:noProof/>
         </w:rPr>
         <w:drawing>
-          <wp:inline distT="0" distB="0" distL="0" distR="0" wp14:anchorId="5B3563F7" wp14:editId="321C0F6E">
+          <wp:inline distT="0" distB="0" distL="0" distR="0" wp14:anchorId="38BF5F29" wp14:editId="0D9B2AF4">
             <wp:extent cx="5274310" cy="2736215"/>
             <wp:effectExtent l="0" t="0" r="0" b="0"/>
-            <wp:docPr id="23" name="图片 23"/>
+            <wp:docPr id="19" name="图片 19"/>
             <wp:cNvGraphicFramePr>
               <a:graphicFrameLocks xmlns:a="http://schemas.openxmlformats.org/drawingml/2006/main" noChangeAspect="1"/>
             </wp:cNvGraphicFramePr>
@@ -2381,6 +2080,297 @@
     </w:p>
     <w:p>
       <w:pPr>
+        <w:spacing w:before="120" w:after="120" w:line="288" w:lineRule="auto"/>
+        <w:jc w:val="left"/>
+        <w:rPr>
+          <w:rFonts w:ascii="Arial" w:eastAsia="等线" w:hAnsi="Arial" w:cs="Arial"/>
+          <w:sz w:val="22"/>
+        </w:rPr>
+      </w:pPr>
+      <w:r>
+        <w:rPr>
+          <w:rFonts w:ascii="Arial" w:eastAsia="等线" w:hAnsi="Arial" w:cs="Arial"/>
+          <w:sz w:val="22"/>
+        </w:rPr>
+        <w:t xml:space="preserve">2. </w:t>
+      </w:r>
+      <w:r>
+        <w:rPr>
+          <w:rFonts w:ascii="Arial" w:eastAsia="等线" w:hAnsi="Arial" w:cs="Arial"/>
+          <w:sz w:val="22"/>
+        </w:rPr>
+        <w:t xml:space="preserve"> The binding action will do these things</w:t>
+      </w:r>
+    </w:p>
+    <w:p>
+      <w:pPr>
+        <w:pStyle w:val="a3"/>
+        <w:numPr>
+          <w:ilvl w:val="0"/>
+          <w:numId w:val="2"/>
+        </w:numPr>
+        <w:spacing w:before="120" w:after="120" w:line="288" w:lineRule="auto"/>
+        <w:ind w:firstLineChars="0"/>
+        <w:jc w:val="left"/>
+        <w:rPr>
+          <w:rFonts w:ascii="Arial" w:eastAsia="等线" w:hAnsi="Arial" w:cs="Arial"/>
+          <w:sz w:val="22"/>
+        </w:rPr>
+      </w:pPr>
+      <w:r>
+        <w:rPr>
+          <w:rFonts w:ascii="Arial" w:eastAsia="等线" w:hAnsi="Arial" w:cs="Arial"/>
+          <w:sz w:val="22"/>
+        </w:rPr>
+        <w:t>Get the asset sap number</w:t>
+      </w:r>
+    </w:p>
+    <w:p>
+      <w:pPr>
+        <w:pStyle w:val="a3"/>
+        <w:numPr>
+          <w:ilvl w:val="0"/>
+          <w:numId w:val="2"/>
+        </w:numPr>
+        <w:spacing w:before="120" w:after="120" w:line="288" w:lineRule="auto"/>
+        <w:ind w:firstLineChars="0"/>
+        <w:jc w:val="left"/>
+        <w:rPr>
+          <w:rFonts w:ascii="Arial" w:eastAsia="等线" w:hAnsi="Arial" w:cs="Arial"/>
+          <w:sz w:val="22"/>
+        </w:rPr>
+      </w:pPr>
+      <w:r>
+        <w:rPr>
+          <w:rFonts w:ascii="Arial" w:eastAsia="等线" w:hAnsi="Arial" w:cs="Arial"/>
+          <w:sz w:val="22"/>
+        </w:rPr>
+        <w:t>Create a new tag number which include sap information</w:t>
+      </w:r>
+    </w:p>
+    <w:p>
+      <w:pPr>
+        <w:pStyle w:val="a3"/>
+        <w:numPr>
+          <w:ilvl w:val="0"/>
+          <w:numId w:val="2"/>
+        </w:numPr>
+        <w:spacing w:before="120" w:after="120" w:line="288" w:lineRule="auto"/>
+        <w:ind w:firstLineChars="0"/>
+        <w:jc w:val="left"/>
+        <w:rPr>
+          <w:rFonts w:ascii="Arial" w:eastAsia="等线" w:hAnsi="Arial" w:cs="Arial"/>
+          <w:sz w:val="22"/>
+        </w:rPr>
+      </w:pPr>
+      <w:r>
+        <w:rPr>
+          <w:rFonts w:ascii="Arial" w:eastAsia="等线" w:hAnsi="Arial" w:cs="Arial"/>
+          <w:sz w:val="22"/>
+        </w:rPr>
+        <w:t>Write new tag number to tag</w:t>
+      </w:r>
+    </w:p>
+    <w:p>
+      <w:pPr>
+        <w:pStyle w:val="a3"/>
+        <w:numPr>
+          <w:ilvl w:val="0"/>
+          <w:numId w:val="2"/>
+        </w:numPr>
+        <w:spacing w:before="120" w:after="120" w:line="288" w:lineRule="auto"/>
+        <w:ind w:firstLineChars="0"/>
+        <w:jc w:val="left"/>
+        <w:rPr>
+          <w:rFonts w:ascii="Arial" w:eastAsia="等线" w:hAnsi="Arial" w:cs="Arial"/>
+          <w:sz w:val="22"/>
+        </w:rPr>
+      </w:pPr>
+      <w:r>
+        <w:rPr>
+          <w:rFonts w:ascii="Arial" w:eastAsia="等线" w:hAnsi="Arial" w:cs="Arial"/>
+          <w:sz w:val="22"/>
+        </w:rPr>
+        <w:t xml:space="preserve">Bind tag number to asset data and write the relationship into “factoryInfo.db” </w:t>
+      </w:r>
+      <w:r>
+        <w:rPr>
+          <w:rFonts w:ascii="Arial" w:eastAsia="等线" w:hAnsi="Arial" w:cs="Arial"/>
+          <w:sz w:val="22"/>
+        </w:rPr>
+        <w:lastRenderedPageBreak/>
+        <w:t>which is in data folder.</w:t>
+      </w:r>
+    </w:p>
+    <w:p>
+      <w:pPr>
+        <w:spacing w:before="320" w:after="120" w:line="288" w:lineRule="auto"/>
+        <w:jc w:val="left"/>
+        <w:outlineLvl w:val="1"/>
+        <w:rPr>
+          <w:rFonts w:ascii="Arial" w:eastAsia="等线" w:hAnsi="Arial" w:cs="Arial"/>
+          <w:b/>
+          <w:sz w:val="32"/>
+        </w:rPr>
+      </w:pPr>
+      <w:r>
+        <w:rPr>
+          <w:rFonts w:ascii="Arial" w:eastAsia="等线" w:hAnsi="Arial" w:cs="Arial"/>
+          <w:b/>
+          <w:sz w:val="32"/>
+        </w:rPr>
+        <w:t xml:space="preserve">6. </w:t>
+      </w:r>
+      <w:r>
+        <w:rPr>
+          <w:rFonts w:ascii="Arial" w:eastAsia="等线" w:hAnsi="Arial" w:cs="Arial"/>
+          <w:b/>
+          <w:sz w:val="32"/>
+        </w:rPr>
+        <w:t>Unb</w:t>
+      </w:r>
+      <w:r>
+        <w:rPr>
+          <w:rFonts w:ascii="Arial" w:eastAsia="等线" w:hAnsi="Arial" w:cs="Arial"/>
+          <w:b/>
+          <w:sz w:val="32"/>
+        </w:rPr>
+        <w:t>ind a tag</w:t>
+      </w:r>
+    </w:p>
+    <w:p>
+      <w:pPr>
+        <w:spacing w:before="120" w:after="120" w:line="288" w:lineRule="auto"/>
+        <w:jc w:val="left"/>
+        <w:rPr>
+          <w:rFonts w:ascii="Arial" w:eastAsia="等线" w:hAnsi="Arial" w:cs="Arial"/>
+          <w:sz w:val="22"/>
+        </w:rPr>
+      </w:pPr>
+      <w:r>
+        <w:rPr>
+          <w:rFonts w:ascii="Arial" w:eastAsia="等线" w:hAnsi="Arial" w:cs="Arial"/>
+          <w:sz w:val="22"/>
+        </w:rPr>
+        <w:t xml:space="preserve">1.  </w:t>
+      </w:r>
+      <w:r>
+        <w:rPr>
+          <w:rFonts w:ascii="Arial" w:eastAsia="等线" w:hAnsi="Arial" w:cs="Arial"/>
+          <w:sz w:val="22"/>
+        </w:rPr>
+        <w:t>select an asset which we want to unbind</w:t>
+      </w:r>
+      <w:r>
+        <w:rPr>
+          <w:rFonts w:ascii="Arial" w:eastAsia="等线" w:hAnsi="Arial" w:cs="Arial"/>
+          <w:sz w:val="22"/>
+        </w:rPr>
+        <w:t>, then click unbind button</w:t>
+      </w:r>
+    </w:p>
+    <w:p>
+      <w:pPr>
+        <w:spacing w:before="120" w:after="120" w:line="288" w:lineRule="auto"/>
+        <w:jc w:val="left"/>
+        <w:rPr>
+          <w:rFonts w:ascii="Arial" w:eastAsia="等线" w:hAnsi="Arial" w:cs="Arial"/>
+          <w:sz w:val="22"/>
+        </w:rPr>
+      </w:pPr>
+      <w:r>
+        <w:rPr>
+          <w:noProof/>
+        </w:rPr>
+        <w:drawing>
+          <wp:inline distT="0" distB="0" distL="0" distR="0" wp14:anchorId="3FF30D31" wp14:editId="0A820BB2">
+            <wp:extent cx="5274310" cy="2736215"/>
+            <wp:effectExtent l="0" t="0" r="0" b="0"/>
+            <wp:docPr id="21" name="图片 21"/>
+            <wp:cNvGraphicFramePr>
+              <a:graphicFrameLocks xmlns:a="http://schemas.openxmlformats.org/drawingml/2006/main" noChangeAspect="1"/>
+            </wp:cNvGraphicFramePr>
+            <a:graphic xmlns:a="http://schemas.openxmlformats.org/drawingml/2006/main">
+              <a:graphicData uri="http://schemas.openxmlformats.org/drawingml/2006/picture">
+                <pic:pic xmlns:pic="http://schemas.openxmlformats.org/drawingml/2006/picture">
+                  <pic:nvPicPr>
+                    <pic:cNvPr id="1" name=""/>
+                    <pic:cNvPicPr/>
+                  </pic:nvPicPr>
+                  <pic:blipFill>
+                    <a:blip r:embed="rId26"/>
+                    <a:stretch>
+                      <a:fillRect/>
+                    </a:stretch>
+                  </pic:blipFill>
+                  <pic:spPr>
+                    <a:xfrm>
+                      <a:off x="0" y="0"/>
+                      <a:ext cx="5274310" cy="2736215"/>
+                    </a:xfrm>
+                    <a:prstGeom prst="rect">
+                      <a:avLst/>
+                    </a:prstGeom>
+                  </pic:spPr>
+                </pic:pic>
+              </a:graphicData>
+            </a:graphic>
+          </wp:inline>
+        </w:drawing>
+      </w:r>
+    </w:p>
+    <w:p>
+      <w:pPr>
+        <w:spacing w:before="120" w:after="120" w:line="288" w:lineRule="auto"/>
+        <w:jc w:val="left"/>
+        <w:rPr>
+          <w:rFonts w:ascii="Arial" w:eastAsia="等线" w:hAnsi="Arial" w:cs="Arial"/>
+          <w:sz w:val="22"/>
+        </w:rPr>
+      </w:pPr>
+      <w:r>
+        <w:rPr>
+          <w:noProof/>
+        </w:rPr>
+        <w:drawing>
+          <wp:inline distT="0" distB="0" distL="0" distR="0" wp14:anchorId="5B3563F7" wp14:editId="321C0F6E">
+            <wp:extent cx="5274310" cy="2736215"/>
+            <wp:effectExtent l="0" t="0" r="0" b="0"/>
+            <wp:docPr id="23" name="图片 23"/>
+            <wp:cNvGraphicFramePr>
+              <a:graphicFrameLocks xmlns:a="http://schemas.openxmlformats.org/drawingml/2006/main" noChangeAspect="1"/>
+            </wp:cNvGraphicFramePr>
+            <a:graphic xmlns:a="http://schemas.openxmlformats.org/drawingml/2006/main">
+              <a:graphicData uri="http://schemas.openxmlformats.org/drawingml/2006/picture">
+                <pic:pic xmlns:pic="http://schemas.openxmlformats.org/drawingml/2006/picture">
+                  <pic:nvPicPr>
+                    <pic:cNvPr id="1" name=""/>
+                    <pic:cNvPicPr/>
+                  </pic:nvPicPr>
+                  <pic:blipFill>
+                    <a:blip r:embed="rId27"/>
+                    <a:stretch>
+                      <a:fillRect/>
+                    </a:stretch>
+                  </pic:blipFill>
+                  <pic:spPr>
+                    <a:xfrm>
+                      <a:off x="0" y="0"/>
+                      <a:ext cx="5274310" cy="2736215"/>
+                    </a:xfrm>
+                    <a:prstGeom prst="rect">
+                      <a:avLst/>
+                    </a:prstGeom>
+                  </pic:spPr>
+                </pic:pic>
+              </a:graphicData>
+            </a:graphic>
+          </wp:inline>
+        </w:drawing>
+      </w:r>
+    </w:p>
+    <w:p>
+      <w:pPr>
         <w:spacing w:before="320" w:after="120" w:line="288" w:lineRule="auto"/>
         <w:jc w:val="left"/>
         <w:outlineLvl w:val="1"/>
@@ -2529,8 +2519,46 @@
 </w:document>
 </file>
 
+<file path=word/endnotes.xml><?xml version="1.0" encoding="utf-8"?>
+<w:endnotes xmlns:wpc="http://schemas.microsoft.com/office/word/2010/wordprocessingCanvas" xmlns:cx="http://schemas.microsoft.com/office/drawing/2014/chartex" xmlns:cx1="http://schemas.microsoft.com/office/drawing/2015/9/8/chartex" xmlns:cx2="http://schemas.microsoft.com/office/drawing/2015/10/21/chartex" xmlns:cx3="http://schemas.microsoft.com/office/drawing/2016/5/9/chartex" xmlns:cx4="http://schemas.microsoft.com/office/drawing/2016/5/10/chartex" xmlns:cx5="http://schemas.microsoft.com/office/drawing/2016/5/11/chartex" xmlns:cx6="http://schemas.microsoft.com/office/drawing/2016/5/12/chartex" xmlns:cx7="http://schemas.microsoft.com/office/drawing/2016/5/13/chartex" xmlns:cx8="http://schemas.microsoft.com/office/drawing/2016/5/14/chartex" xmlns:mc="http://schemas.openxmlformats.org/markup-compatibility/2006" xmlns:aink="http://schemas.microsoft.com/office/drawing/2016/ink" xmlns:am3d="http://schemas.microsoft.com/office/drawing/2017/model3d" xmlns:o="urn:schemas-microsoft-com:office:office" xmlns:oel="http://schemas.microsoft.com/office/2019/extlst" xmlns:r="http://schemas.openxmlformats.org/officeDocument/2006/relationships" xmlns:m="http://schemas.openxmlformats.org/officeDocument/2006/math" xmlns:v="urn:schemas-microsoft-com:vml" xmlns:wp14="http://schemas.microsoft.com/office/word/2010/wordprocessingDrawing" xmlns:wp="http://schemas.openxmlformats.org/drawingml/2006/wordprocessingDrawing" xmlns:w10="urn:schemas-microsoft-com:office:word" xmlns:w="http://schemas.openxmlformats.org/wordprocessingml/2006/main" xmlns:w14="http://schemas.microsoft.com/office/word/2010/wordml" xmlns:w15="http://schemas.microsoft.com/office/word/2012/wordml" xmlns:w16cex="http://schemas.microsoft.com/office/word/2018/wordml/cex" xmlns:w16cid="http://schemas.microsoft.com/office/word/2016/wordml/cid" xmlns:w16="http://schemas.microsoft.com/office/word/2018/wordml" xmlns:w16sdtdh="http://schemas.microsoft.com/office/word/2020/wordml/sdtdatahash" xmlns:w16se="http://schemas.microsoft.com/office/word/2015/wordml/symex" xmlns:wpg="http://schemas.microsoft.com/office/word/2010/wordprocessingGroup" xmlns:wpi="http://schemas.microsoft.com/office/word/2010/wordprocessingInk" xmlns:wne="http://schemas.microsoft.com/office/word/2006/wordml" xmlns:wps="http://schemas.microsoft.com/office/word/2010/wordprocessingShape" mc:Ignorable="w14 w15 w16se w16cid w16 w16cex w16sdtdh wp14">
+  <w:endnote w:type="separator" w:id="-1">
+    <w:p>
+      <w:r>
+        <w:separator/>
+      </w:r>
+    </w:p>
+  </w:endnote>
+  <w:endnote w:type="continuationSeparator" w:id="0">
+    <w:p>
+      <w:r>
+        <w:continuationSeparator/>
+      </w:r>
+    </w:p>
+  </w:endnote>
+</w:endnotes>
+</file>
+
+<file path=word/footnotes.xml><?xml version="1.0" encoding="utf-8"?>
+<w:footnotes xmlns:wpc="http://schemas.microsoft.com/office/word/2010/wordprocessingCanvas" xmlns:cx="http://schemas.microsoft.com/office/drawing/2014/chartex" xmlns:cx1="http://schemas.microsoft.com/office/drawing/2015/9/8/chartex" xmlns:cx2="http://schemas.microsoft.com/office/drawing/2015/10/21/chartex" xmlns:cx3="http://schemas.microsoft.com/office/drawing/2016/5/9/chartex" xmlns:cx4="http://schemas.microsoft.com/office/drawing/2016/5/10/chartex" xmlns:cx5="http://schemas.microsoft.com/office/drawing/2016/5/11/chartex" xmlns:cx6="http://schemas.microsoft.com/office/drawing/2016/5/12/chartex" xmlns:cx7="http://schemas.microsoft.com/office/drawing/2016/5/13/chartex" xmlns:cx8="http://schemas.microsoft.com/office/drawing/2016/5/14/chartex" xmlns:mc="http://schemas.openxmlformats.org/markup-compatibility/2006" xmlns:aink="http://schemas.microsoft.com/office/drawing/2016/ink" xmlns:am3d="http://schemas.microsoft.com/office/drawing/2017/model3d" xmlns:o="urn:schemas-microsoft-com:office:office" xmlns:oel="http://schemas.microsoft.com/office/2019/extlst" xmlns:r="http://schemas.openxmlformats.org/officeDocument/2006/relationships" xmlns:m="http://schemas.openxmlformats.org/officeDocument/2006/math" xmlns:v="urn:schemas-microsoft-com:vml" xmlns:wp14="http://schemas.microsoft.com/office/word/2010/wordprocessingDrawing" xmlns:wp="http://schemas.openxmlformats.org/drawingml/2006/wordprocessingDrawing" xmlns:w10="urn:schemas-microsoft-com:office:word" xmlns:w="http://schemas.openxmlformats.org/wordprocessingml/2006/main" xmlns:w14="http://schemas.microsoft.com/office/word/2010/wordml" xmlns:w15="http://schemas.microsoft.com/office/word/2012/wordml" xmlns:w16cex="http://schemas.microsoft.com/office/word/2018/wordml/cex" xmlns:w16cid="http://schemas.microsoft.com/office/word/2016/wordml/cid" xmlns:w16="http://schemas.microsoft.com/office/word/2018/wordml" xmlns:w16sdtdh="http://schemas.microsoft.com/office/word/2020/wordml/sdtdatahash" xmlns:w16se="http://schemas.microsoft.com/office/word/2015/wordml/symex" xmlns:wpg="http://schemas.microsoft.com/office/word/2010/wordprocessingGroup" xmlns:wpi="http://schemas.microsoft.com/office/word/2010/wordprocessingInk" xmlns:wne="http://schemas.microsoft.com/office/word/2006/wordml" xmlns:wps="http://schemas.microsoft.com/office/word/2010/wordprocessingShape" mc:Ignorable="w14 w15 w16se w16cid w16 w16cex w16sdtdh wp14">
+  <w:footnote w:type="separator" w:id="-1">
+    <w:p>
+      <w:r>
+        <w:separator/>
+      </w:r>
+    </w:p>
+  </w:footnote>
+  <w:footnote w:type="continuationSeparator" w:id="0">
+    <w:p>
+      <w:r>
+        <w:continuationSeparator/>
+      </w:r>
+    </w:p>
+  </w:footnote>
+</w:footnotes>
+</file>
+
 <file path=word/numbering.xml><?xml version="1.0" encoding="utf-8"?>
-<w:numbering xmlns:wpc="http://schemas.microsoft.com/office/word/2010/wordprocessingCanvas" xmlns:cx="http://schemas.microsoft.com/office/drawing/2014/chartex" xmlns:cx1="http://schemas.microsoft.com/office/drawing/2015/9/8/chartex" xmlns:cx2="http://schemas.microsoft.com/office/drawing/2015/10/21/chartex" xmlns:cx3="http://schemas.microsoft.com/office/drawing/2016/5/9/chartex" xmlns:cx4="http://schemas.microsoft.com/office/drawing/2016/5/10/chartex" xmlns:cx5="http://schemas.microsoft.com/office/drawing/2016/5/11/chartex" xmlns:cx6="http://schemas.microsoft.com/office/drawing/2016/5/12/chartex" xmlns:cx7="http://schemas.microsoft.com/office/drawing/2016/5/13/chartex" xmlns:cx8="http://schemas.microsoft.com/office/drawing/2016/5/14/chartex" xmlns:mc="http://schemas.openxmlformats.org/markup-compatibility/2006" xmlns:aink="http://schemas.microsoft.com/office/drawing/2016/ink" xmlns:am3d="http://schemas.microsoft.com/office/drawing/2017/model3d" xmlns:o="urn:schemas-microsoft-com:office:office" xmlns:r="http://schemas.openxmlformats.org/officeDocument/2006/relationships" xmlns:m="http://schemas.openxmlformats.org/officeDocument/2006/math" xmlns:v="urn:schemas-microsoft-com:vml" xmlns:wp14="http://schemas.microsoft.com/office/word/2010/wordprocessingDrawing" xmlns:wp="http://schemas.openxmlformats.org/drawingml/2006/wordprocessingDrawing" xmlns:w10="urn:schemas-microsoft-com:office:word" xmlns:w="http://schemas.openxmlformats.org/wordprocessingml/2006/main" xmlns:w14="http://schemas.microsoft.com/office/word/2010/wordml" xmlns:w15="http://schemas.microsoft.com/office/word/2012/wordml" xmlns:w16cex="http://schemas.microsoft.com/office/word/2018/wordml/cex" xmlns:w16cid="http://schemas.microsoft.com/office/word/2016/wordml/cid" xmlns:w16="http://schemas.microsoft.com/office/word/2018/wordml" xmlns:w16sdtdh="http://schemas.microsoft.com/office/word/2020/wordml/sdtdatahash" xmlns:w16se="http://schemas.microsoft.com/office/word/2015/wordml/symex" xmlns:wpg="http://schemas.microsoft.com/office/word/2010/wordprocessingGroup" xmlns:wpi="http://schemas.microsoft.com/office/word/2010/wordprocessingInk" xmlns:wne="http://schemas.microsoft.com/office/word/2006/wordml" xmlns:wps="http://schemas.microsoft.com/office/word/2010/wordprocessingShape" mc:Ignorable="w14 w15 w16se w16cid w16 w16cex w16sdtdh wp14">
+<w:numbering xmlns:wpc="http://schemas.microsoft.com/office/word/2010/wordprocessingCanvas" xmlns:cx="http://schemas.microsoft.com/office/drawing/2014/chartex" xmlns:cx1="http://schemas.microsoft.com/office/drawing/2015/9/8/chartex" xmlns:cx2="http://schemas.microsoft.com/office/drawing/2015/10/21/chartex" xmlns:cx3="http://schemas.microsoft.com/office/drawing/2016/5/9/chartex" xmlns:cx4="http://schemas.microsoft.com/office/drawing/2016/5/10/chartex" xmlns:cx5="http://schemas.microsoft.com/office/drawing/2016/5/11/chartex" xmlns:cx6="http://schemas.microsoft.com/office/drawing/2016/5/12/chartex" xmlns:cx7="http://schemas.microsoft.com/office/drawing/2016/5/13/chartex" xmlns:cx8="http://schemas.microsoft.com/office/drawing/2016/5/14/chartex" xmlns:mc="http://schemas.openxmlformats.org/markup-compatibility/2006" xmlns:aink="http://schemas.microsoft.com/office/drawing/2016/ink" xmlns:am3d="http://schemas.microsoft.com/office/drawing/2017/model3d" xmlns:o="urn:schemas-microsoft-com:office:office" xmlns:oel="http://schemas.microsoft.com/office/2019/extlst" xmlns:r="http://schemas.openxmlformats.org/officeDocument/2006/relationships" xmlns:m="http://schemas.openxmlformats.org/officeDocument/2006/math" xmlns:v="urn:schemas-microsoft-com:vml" xmlns:wp14="http://schemas.microsoft.com/office/word/2010/wordprocessingDrawing" xmlns:wp="http://schemas.openxmlformats.org/drawingml/2006/wordprocessingDrawing" xmlns:w10="urn:schemas-microsoft-com:office:word" xmlns:w="http://schemas.openxmlformats.org/wordprocessingml/2006/main" xmlns:w14="http://schemas.microsoft.com/office/word/2010/wordml" xmlns:w15="http://schemas.microsoft.com/office/word/2012/wordml" xmlns:w16cex="http://schemas.microsoft.com/office/word/2018/wordml/cex" xmlns:w16cid="http://schemas.microsoft.com/office/word/2016/wordml/cid" xmlns:w16="http://schemas.microsoft.com/office/word/2018/wordml" xmlns:w16sdtdh="http://schemas.microsoft.com/office/word/2020/wordml/sdtdatahash" xmlns:w16se="http://schemas.microsoft.com/office/word/2015/wordml/symex" xmlns:wpg="http://schemas.microsoft.com/office/word/2010/wordprocessingGroup" xmlns:wpi="http://schemas.microsoft.com/office/word/2010/wordprocessingInk" xmlns:wne="http://schemas.microsoft.com/office/word/2006/wordml" xmlns:wps="http://schemas.microsoft.com/office/word/2010/wordprocessingShape" mc:Ignorable="w14 w15 w16se w16cid w16 w16cex w16sdtdh wp14">
   <w:abstractNum w:abstractNumId="0" w15:restartNumberingAfterBreak="0">
     <w:nsid w:val="1FE015A8"/>
     <w:multiLevelType w:val="hybridMultilevel"/>
@@ -2733,10 +2761,10 @@
       </w:rPr>
     </w:lvl>
   </w:abstractNum>
-  <w:num w:numId="1">
+  <w:num w:numId="1" w16cid:durableId="1959219037">
     <w:abstractNumId w:val="0"/>
   </w:num>
-  <w:num w:numId="2">
+  <w:num w:numId="2" w16cid:durableId="1698576414">
     <w:abstractNumId w:val="1"/>
   </w:num>
 </w:numbering>
@@ -3203,6 +3231,68 @@
       <w:shd w:val="clear" w:color="auto" w:fill="E1DFDD"/>
     </w:rPr>
   </w:style>
+  <w:style w:type="paragraph" w:styleId="a6">
+    <w:name w:val="header"/>
+    <w:basedOn w:val="a"/>
+    <w:link w:val="a7"/>
+    <w:uiPriority w:val="99"/>
+    <w:unhideWhenUsed/>
+    <w:rsid w:val="006D0617"/>
+    <w:pPr>
+      <w:tabs>
+        <w:tab w:val="center" w:pos="4153"/>
+        <w:tab w:val="right" w:pos="8306"/>
+      </w:tabs>
+      <w:snapToGrid w:val="0"/>
+      <w:jc w:val="center"/>
+    </w:pPr>
+    <w:rPr>
+      <w:sz w:val="18"/>
+      <w:szCs w:val="18"/>
+    </w:rPr>
+  </w:style>
+  <w:style w:type="character" w:customStyle="1" w:styleId="a7">
+    <w:name w:val="页眉 字符"/>
+    <w:basedOn w:val="a0"/>
+    <w:link w:val="a6"/>
+    <w:uiPriority w:val="99"/>
+    <w:rsid w:val="006D0617"/>
+    <w:rPr>
+      <w:sz w:val="18"/>
+      <w:szCs w:val="18"/>
+    </w:rPr>
+  </w:style>
+  <w:style w:type="paragraph" w:styleId="a8">
+    <w:name w:val="footer"/>
+    <w:basedOn w:val="a"/>
+    <w:link w:val="a9"/>
+    <w:uiPriority w:val="99"/>
+    <w:unhideWhenUsed/>
+    <w:rsid w:val="006D0617"/>
+    <w:pPr>
+      <w:tabs>
+        <w:tab w:val="center" w:pos="4153"/>
+        <w:tab w:val="right" w:pos="8306"/>
+      </w:tabs>
+      <w:snapToGrid w:val="0"/>
+      <w:jc w:val="left"/>
+    </w:pPr>
+    <w:rPr>
+      <w:sz w:val="18"/>
+      <w:szCs w:val="18"/>
+    </w:rPr>
+  </w:style>
+  <w:style w:type="character" w:customStyle="1" w:styleId="a9">
+    <w:name w:val="页脚 字符"/>
+    <w:basedOn w:val="a0"/>
+    <w:link w:val="a8"/>
+    <w:uiPriority w:val="99"/>
+    <w:rsid w:val="006D0617"/>
+    <w:rPr>
+      <w:sz w:val="18"/>
+      <w:szCs w:val="18"/>
+    </w:rPr>
+  </w:style>
 </w:styles>
 </file>
 
